--- a/software/dbasic/Enhanced_BASIC_reference_manual.docx
+++ b/software/dbasic/Enhanced_BASIC_reference_manual.docx
@@ -2064,7 +2064,14 @@
       </w:r>
       <w:r>
         <w:tab/>
-        <w:t xml:space="preserve">A$ </w:t>
+      </w:r>
+      <w:proofErr w:type="spellStart"/>
+      <w:r>
+        <w:t>A</w:t>
+      </w:r>
+      <w:proofErr w:type="spellEnd"/>
+      <w:r>
+        <w:t xml:space="preserve">$ </w:t>
       </w:r>
       <w:r>
         <w:tab/>
@@ -2230,16 +2237,28 @@
             <w:pPr>
               <w:spacing w:after="0" w:line="259" w:lineRule="auto"/>
               <w:ind w:left="0" w:firstLine="0"/>
-            </w:pPr>
-            <w:r>
-              <w:rPr>
-                <w:color w:val="648C60"/>
-                <w:u w:val="single" w:color="648C60"/>
+              <w:rPr>
+                <w:rFonts w:asciiTheme="minorHAnsi" w:hAnsiTheme="minorHAnsi" w:cstheme="minorHAnsi"/>
+                <w:b/>
+                <w:bCs/>
+                <w:color w:val="000000" w:themeColor="text1"/>
+              </w:rPr>
+            </w:pPr>
+            <w:r>
+              <w:rPr>
+                <w:rFonts w:asciiTheme="minorHAnsi" w:hAnsiTheme="minorHAnsi" w:cstheme="minorHAnsi"/>
+                <w:b/>
+                <w:bCs/>
+                <w:color w:val="000000" w:themeColor="text1"/>
               </w:rPr>
               <w:t>ABS</w:t>
             </w:r>
             <w:r>
               <w:rPr>
+                <w:rFonts w:asciiTheme="minorHAnsi" w:hAnsiTheme="minorHAnsi" w:cstheme="minorHAnsi"/>
+                <w:b/>
+                <w:bCs/>
+                <w:color w:val="000000" w:themeColor="text1"/>
                 <w:sz w:val="2"/>
               </w:rPr>
               <w:t xml:space="preserve"> </w:t>
@@ -2261,16 +2280,28 @@
             <w:pPr>
               <w:spacing w:after="0" w:line="259" w:lineRule="auto"/>
               <w:ind w:left="0" w:firstLine="0"/>
-            </w:pPr>
-            <w:r>
-              <w:rPr>
-                <w:color w:val="648C60"/>
-                <w:u w:val="single" w:color="648C60"/>
+              <w:rPr>
+                <w:rFonts w:asciiTheme="minorHAnsi" w:hAnsiTheme="minorHAnsi" w:cstheme="minorHAnsi"/>
+                <w:b/>
+                <w:bCs/>
+                <w:color w:val="000000" w:themeColor="text1"/>
+              </w:rPr>
+            </w:pPr>
+            <w:r>
+              <w:rPr>
+                <w:rFonts w:asciiTheme="minorHAnsi" w:hAnsiTheme="minorHAnsi" w:cstheme="minorHAnsi"/>
+                <w:b/>
+                <w:bCs/>
+                <w:color w:val="000000" w:themeColor="text1"/>
               </w:rPr>
               <w:t>AND</w:t>
             </w:r>
             <w:r>
               <w:rPr>
+                <w:rFonts w:asciiTheme="minorHAnsi" w:hAnsiTheme="minorHAnsi" w:cstheme="minorHAnsi"/>
+                <w:b/>
+                <w:bCs/>
+                <w:color w:val="000000" w:themeColor="text1"/>
                 <w:sz w:val="2"/>
               </w:rPr>
               <w:t xml:space="preserve"> </w:t>
@@ -2292,16 +2323,28 @@
             <w:pPr>
               <w:spacing w:after="0" w:line="259" w:lineRule="auto"/>
               <w:ind w:left="46" w:firstLine="0"/>
-            </w:pPr>
-            <w:r>
-              <w:rPr>
-                <w:color w:val="648C60"/>
-                <w:u w:val="single" w:color="648C60"/>
+              <w:rPr>
+                <w:rFonts w:asciiTheme="minorHAnsi" w:hAnsiTheme="minorHAnsi" w:cstheme="minorHAnsi"/>
+                <w:b/>
+                <w:bCs/>
+                <w:color w:val="000000" w:themeColor="text1"/>
+              </w:rPr>
+            </w:pPr>
+            <w:r>
+              <w:rPr>
+                <w:rFonts w:asciiTheme="minorHAnsi" w:hAnsiTheme="minorHAnsi" w:cstheme="minorHAnsi"/>
+                <w:b/>
+                <w:bCs/>
+                <w:color w:val="000000" w:themeColor="text1"/>
               </w:rPr>
               <w:t>ASC</w:t>
             </w:r>
             <w:r>
               <w:rPr>
+                <w:rFonts w:asciiTheme="minorHAnsi" w:hAnsiTheme="minorHAnsi" w:cstheme="minorHAnsi"/>
+                <w:b/>
+                <w:bCs/>
+                <w:color w:val="000000" w:themeColor="text1"/>
                 <w:sz w:val="2"/>
               </w:rPr>
               <w:t xml:space="preserve"> </w:t>
@@ -2323,16 +2366,28 @@
             <w:pPr>
               <w:spacing w:after="0" w:line="259" w:lineRule="auto"/>
               <w:ind w:left="0" w:firstLine="0"/>
-            </w:pPr>
-            <w:r>
-              <w:rPr>
-                <w:color w:val="648C60"/>
-                <w:u w:val="single" w:color="648C60"/>
+              <w:rPr>
+                <w:rFonts w:asciiTheme="minorHAnsi" w:hAnsiTheme="minorHAnsi" w:cstheme="minorHAnsi"/>
+                <w:b/>
+                <w:bCs/>
+                <w:color w:val="000000" w:themeColor="text1"/>
+              </w:rPr>
+            </w:pPr>
+            <w:r>
+              <w:rPr>
+                <w:rFonts w:asciiTheme="minorHAnsi" w:hAnsiTheme="minorHAnsi" w:cstheme="minorHAnsi"/>
+                <w:b/>
+                <w:bCs/>
+                <w:color w:val="000000" w:themeColor="text1"/>
               </w:rPr>
               <w:t>ATN</w:t>
             </w:r>
             <w:r>
               <w:rPr>
+                <w:rFonts w:asciiTheme="minorHAnsi" w:hAnsiTheme="minorHAnsi" w:cstheme="minorHAnsi"/>
+                <w:b/>
+                <w:bCs/>
+                <w:color w:val="000000" w:themeColor="text1"/>
                 <w:sz w:val="2"/>
               </w:rPr>
               <w:t xml:space="preserve"> </w:t>
@@ -2354,16 +2409,28 @@
             <w:pPr>
               <w:spacing w:after="0" w:line="259" w:lineRule="auto"/>
               <w:ind w:left="0" w:firstLine="0"/>
-            </w:pPr>
-            <w:r>
-              <w:rPr>
-                <w:color w:val="648C60"/>
-                <w:u w:val="single" w:color="648C60"/>
+              <w:rPr>
+                <w:rFonts w:asciiTheme="minorHAnsi" w:hAnsiTheme="minorHAnsi" w:cstheme="minorHAnsi"/>
+                <w:b/>
+                <w:bCs/>
+                <w:color w:val="000000" w:themeColor="text1"/>
+              </w:rPr>
+            </w:pPr>
+            <w:r>
+              <w:rPr>
+                <w:rFonts w:asciiTheme="minorHAnsi" w:hAnsiTheme="minorHAnsi" w:cstheme="minorHAnsi"/>
+                <w:b/>
+                <w:bCs/>
+                <w:color w:val="000000" w:themeColor="text1"/>
               </w:rPr>
               <w:t>BIN$</w:t>
             </w:r>
             <w:r>
               <w:rPr>
+                <w:rFonts w:asciiTheme="minorHAnsi" w:hAnsiTheme="minorHAnsi" w:cstheme="minorHAnsi"/>
+                <w:b/>
+                <w:bCs/>
+                <w:color w:val="000000" w:themeColor="text1"/>
                 <w:sz w:val="2"/>
               </w:rPr>
               <w:t xml:space="preserve"> </w:t>
@@ -2385,16 +2452,28 @@
             <w:pPr>
               <w:spacing w:after="0" w:line="259" w:lineRule="auto"/>
               <w:ind w:left="0" w:firstLine="0"/>
-            </w:pPr>
-            <w:r>
-              <w:rPr>
-                <w:color w:val="648C60"/>
-                <w:u w:val="single" w:color="648C60"/>
+              <w:rPr>
+                <w:rFonts w:asciiTheme="minorHAnsi" w:hAnsiTheme="minorHAnsi" w:cstheme="minorHAnsi"/>
+                <w:b/>
+                <w:bCs/>
+                <w:color w:val="000000" w:themeColor="text1"/>
+              </w:rPr>
+            </w:pPr>
+            <w:r>
+              <w:rPr>
+                <w:rFonts w:asciiTheme="minorHAnsi" w:hAnsiTheme="minorHAnsi" w:cstheme="minorHAnsi"/>
+                <w:b/>
+                <w:bCs/>
+                <w:color w:val="000000" w:themeColor="text1"/>
               </w:rPr>
               <w:t>BITCLR</w:t>
             </w:r>
             <w:r>
               <w:rPr>
+                <w:rFonts w:asciiTheme="minorHAnsi" w:hAnsiTheme="minorHAnsi" w:cstheme="minorHAnsi"/>
+                <w:b/>
+                <w:bCs/>
+                <w:color w:val="000000" w:themeColor="text1"/>
                 <w:sz w:val="2"/>
               </w:rPr>
               <w:t xml:space="preserve"> </w:t>
@@ -2420,11 +2499,19 @@
             <w:pPr>
               <w:spacing w:after="0" w:line="259" w:lineRule="auto"/>
               <w:ind w:left="0" w:firstLine="0"/>
-            </w:pPr>
-            <w:r>
-              <w:rPr>
-                <w:color w:val="648C60"/>
-                <w:u w:val="single" w:color="648C60"/>
+              <w:rPr>
+                <w:rFonts w:asciiTheme="minorHAnsi" w:hAnsiTheme="minorHAnsi" w:cstheme="minorHAnsi"/>
+                <w:b/>
+                <w:bCs/>
+                <w:color w:val="000000" w:themeColor="text1"/>
+              </w:rPr>
+            </w:pPr>
+            <w:r>
+              <w:rPr>
+                <w:rFonts w:asciiTheme="minorHAnsi" w:hAnsiTheme="minorHAnsi" w:cstheme="minorHAnsi"/>
+                <w:b/>
+                <w:bCs/>
+                <w:color w:val="000000" w:themeColor="text1"/>
               </w:rPr>
               <w:t>BITSET</w:t>
             </w:r>
@@ -2444,16 +2531,28 @@
             <w:pPr>
               <w:spacing w:after="0" w:line="259" w:lineRule="auto"/>
               <w:ind w:left="0" w:firstLine="0"/>
-            </w:pPr>
-            <w:r>
-              <w:rPr>
-                <w:color w:val="648C60"/>
-                <w:u w:val="single" w:color="648C60"/>
+              <w:rPr>
+                <w:rFonts w:asciiTheme="minorHAnsi" w:hAnsiTheme="minorHAnsi" w:cstheme="minorHAnsi"/>
+                <w:b/>
+                <w:bCs/>
+                <w:color w:val="000000" w:themeColor="text1"/>
+              </w:rPr>
+            </w:pPr>
+            <w:r>
+              <w:rPr>
+                <w:rFonts w:asciiTheme="minorHAnsi" w:hAnsiTheme="minorHAnsi" w:cstheme="minorHAnsi"/>
+                <w:b/>
+                <w:bCs/>
+                <w:color w:val="000000" w:themeColor="text1"/>
               </w:rPr>
               <w:t>BITTST</w:t>
             </w:r>
             <w:r>
               <w:rPr>
+                <w:rFonts w:asciiTheme="minorHAnsi" w:hAnsiTheme="minorHAnsi" w:cstheme="minorHAnsi"/>
+                <w:b/>
+                <w:bCs/>
+                <w:color w:val="000000" w:themeColor="text1"/>
                 <w:sz w:val="2"/>
               </w:rPr>
               <w:t xml:space="preserve"> </w:t>
@@ -2474,16 +2573,28 @@
             <w:pPr>
               <w:spacing w:after="0" w:line="259" w:lineRule="auto"/>
               <w:ind w:left="46" w:firstLine="0"/>
-            </w:pPr>
-            <w:r>
-              <w:rPr>
-                <w:color w:val="648C60"/>
-                <w:u w:val="single" w:color="648C60"/>
+              <w:rPr>
+                <w:rFonts w:asciiTheme="minorHAnsi" w:hAnsiTheme="minorHAnsi" w:cstheme="minorHAnsi"/>
+                <w:b/>
+                <w:bCs/>
+                <w:color w:val="000000" w:themeColor="text1"/>
+              </w:rPr>
+            </w:pPr>
+            <w:r>
+              <w:rPr>
+                <w:rFonts w:asciiTheme="minorHAnsi" w:hAnsiTheme="minorHAnsi" w:cstheme="minorHAnsi"/>
+                <w:b/>
+                <w:bCs/>
+                <w:color w:val="000000" w:themeColor="text1"/>
               </w:rPr>
               <w:t>CALL</w:t>
             </w:r>
             <w:r>
               <w:rPr>
+                <w:rFonts w:asciiTheme="minorHAnsi" w:hAnsiTheme="minorHAnsi" w:cstheme="minorHAnsi"/>
+                <w:b/>
+                <w:bCs/>
+                <w:color w:val="000000" w:themeColor="text1"/>
                 <w:sz w:val="2"/>
               </w:rPr>
               <w:t xml:space="preserve"> </w:t>
@@ -2504,11 +2615,19 @@
             <w:pPr>
               <w:spacing w:after="0" w:line="259" w:lineRule="auto"/>
               <w:ind w:left="0" w:firstLine="0"/>
-            </w:pPr>
-            <w:r>
-              <w:rPr>
-                <w:color w:val="648C60"/>
-                <w:u w:val="single" w:color="648C60"/>
+              <w:rPr>
+                <w:rFonts w:asciiTheme="minorHAnsi" w:hAnsiTheme="minorHAnsi" w:cstheme="minorHAnsi"/>
+                <w:b/>
+                <w:bCs/>
+                <w:color w:val="000000" w:themeColor="text1"/>
+              </w:rPr>
+            </w:pPr>
+            <w:r>
+              <w:rPr>
+                <w:rFonts w:asciiTheme="minorHAnsi" w:hAnsiTheme="minorHAnsi" w:cstheme="minorHAnsi"/>
+                <w:b/>
+                <w:bCs/>
+                <w:color w:val="000000" w:themeColor="text1"/>
               </w:rPr>
               <w:t>CHR$</w:t>
             </w:r>
@@ -2528,11 +2647,19 @@
             <w:pPr>
               <w:spacing w:after="0" w:line="259" w:lineRule="auto"/>
               <w:ind w:left="0" w:firstLine="0"/>
-            </w:pPr>
-            <w:r>
-              <w:rPr>
-                <w:color w:val="648C60"/>
-                <w:u w:val="single" w:color="648C60"/>
+              <w:rPr>
+                <w:rFonts w:asciiTheme="minorHAnsi" w:hAnsiTheme="minorHAnsi" w:cstheme="minorHAnsi"/>
+                <w:b/>
+                <w:bCs/>
+                <w:color w:val="000000" w:themeColor="text1"/>
+              </w:rPr>
+            </w:pPr>
+            <w:r>
+              <w:rPr>
+                <w:rFonts w:asciiTheme="minorHAnsi" w:hAnsiTheme="minorHAnsi" w:cstheme="minorHAnsi"/>
+                <w:b/>
+                <w:bCs/>
+                <w:color w:val="000000" w:themeColor="text1"/>
               </w:rPr>
               <w:t>CLEAR</w:t>
             </w:r>
@@ -2552,11 +2679,19 @@
             <w:pPr>
               <w:spacing w:after="0" w:line="259" w:lineRule="auto"/>
               <w:ind w:left="0" w:firstLine="0"/>
-            </w:pPr>
-            <w:r>
-              <w:rPr>
-                <w:color w:val="648C60"/>
-                <w:u w:val="single" w:color="648C60"/>
+              <w:rPr>
+                <w:rFonts w:asciiTheme="minorHAnsi" w:hAnsiTheme="minorHAnsi" w:cstheme="minorHAnsi"/>
+                <w:b/>
+                <w:bCs/>
+                <w:color w:val="000000" w:themeColor="text1"/>
+              </w:rPr>
+            </w:pPr>
+            <w:r>
+              <w:rPr>
+                <w:rFonts w:asciiTheme="minorHAnsi" w:hAnsiTheme="minorHAnsi" w:cstheme="minorHAnsi"/>
+                <w:b/>
+                <w:bCs/>
+                <w:color w:val="000000" w:themeColor="text1"/>
               </w:rPr>
               <w:t>CLOSE</w:t>
             </w:r>
@@ -2582,21 +2717,27 @@
               <w:spacing w:after="0" w:line="259" w:lineRule="auto"/>
               <w:ind w:left="0" w:firstLine="0"/>
               <w:rPr>
-                <w:color w:val="648C60"/>
-                <w:u w:val="single" w:color="648C60"/>
-              </w:rPr>
-            </w:pPr>
-            <w:r>
-              <w:rPr>
-                <w:color w:val="648C60"/>
-                <w:u w:val="single" w:color="648C60"/>
+                <w:rFonts w:asciiTheme="minorHAnsi" w:hAnsiTheme="minorHAnsi" w:cstheme="minorHAnsi"/>
+                <w:b/>
+                <w:bCs/>
+                <w:color w:val="000000" w:themeColor="text1"/>
+              </w:rPr>
+            </w:pPr>
+            <w:r>
+              <w:rPr>
+                <w:rFonts w:asciiTheme="minorHAnsi" w:hAnsiTheme="minorHAnsi" w:cstheme="minorHAnsi"/>
+                <w:b/>
+                <w:bCs/>
+                <w:color w:val="000000" w:themeColor="text1"/>
               </w:rPr>
               <w:t>CO</w:t>
             </w:r>
             <w:r>
               <w:rPr>
-                <w:color w:val="648C60"/>
-                <w:u w:val="single" w:color="648C60"/>
+                <w:rFonts w:asciiTheme="minorHAnsi" w:hAnsiTheme="minorHAnsi" w:cstheme="minorHAnsi"/>
+                <w:b/>
+                <w:bCs/>
+                <w:color w:val="000000" w:themeColor="text1"/>
               </w:rPr>
               <w:t>LOR</w:t>
             </w:r>
@@ -2617,21 +2758,27 @@
               <w:spacing w:after="0" w:line="259" w:lineRule="auto"/>
               <w:ind w:left="0" w:firstLine="0"/>
               <w:rPr>
-                <w:color w:val="648C60"/>
-                <w:u w:val="single" w:color="648C60"/>
-              </w:rPr>
-            </w:pPr>
-            <w:r>
-              <w:rPr>
-                <w:color w:val="648C60"/>
-                <w:u w:val="single" w:color="648C60"/>
+                <w:rFonts w:asciiTheme="minorHAnsi" w:hAnsiTheme="minorHAnsi" w:cstheme="minorHAnsi"/>
+                <w:b/>
+                <w:bCs/>
+                <w:color w:val="000000" w:themeColor="text1"/>
+              </w:rPr>
+            </w:pPr>
+            <w:r>
+              <w:rPr>
+                <w:rFonts w:asciiTheme="minorHAnsi" w:hAnsiTheme="minorHAnsi" w:cstheme="minorHAnsi"/>
+                <w:b/>
+                <w:bCs/>
+                <w:color w:val="000000" w:themeColor="text1"/>
               </w:rPr>
               <w:t>CO</w:t>
             </w:r>
             <w:r>
               <w:rPr>
-                <w:color w:val="648C60"/>
-                <w:u w:val="single" w:color="648C60"/>
+                <w:rFonts w:asciiTheme="minorHAnsi" w:hAnsiTheme="minorHAnsi" w:cstheme="minorHAnsi"/>
+                <w:b/>
+                <w:bCs/>
+                <w:color w:val="000000" w:themeColor="text1"/>
               </w:rPr>
               <w:t>N</w:t>
             </w:r>
@@ -2652,21 +2799,27 @@
               <w:spacing w:after="0" w:line="259" w:lineRule="auto"/>
               <w:ind w:left="46" w:firstLine="0"/>
               <w:rPr>
-                <w:color w:val="648C60"/>
-                <w:u w:val="single" w:color="648C60"/>
-              </w:rPr>
-            </w:pPr>
-            <w:r>
-              <w:rPr>
-                <w:color w:val="648C60"/>
-                <w:u w:val="single" w:color="648C60"/>
+                <w:rFonts w:asciiTheme="minorHAnsi" w:hAnsiTheme="minorHAnsi" w:cstheme="minorHAnsi"/>
+                <w:b/>
+                <w:bCs/>
+                <w:color w:val="000000" w:themeColor="text1"/>
+              </w:rPr>
+            </w:pPr>
+            <w:r>
+              <w:rPr>
+                <w:rFonts w:asciiTheme="minorHAnsi" w:hAnsiTheme="minorHAnsi" w:cstheme="minorHAnsi"/>
+                <w:b/>
+                <w:bCs/>
+                <w:color w:val="000000" w:themeColor="text1"/>
               </w:rPr>
               <w:t>CON</w:t>
             </w:r>
             <w:r>
               <w:rPr>
-                <w:color w:val="648C60"/>
-                <w:u w:val="single" w:color="648C60"/>
+                <w:rFonts w:asciiTheme="minorHAnsi" w:hAnsiTheme="minorHAnsi" w:cstheme="minorHAnsi"/>
+                <w:b/>
+                <w:bCs/>
+                <w:color w:val="000000" w:themeColor="text1"/>
               </w:rPr>
               <w:t>T</w:t>
             </w:r>
@@ -2687,14 +2840,18 @@
               <w:spacing w:after="0" w:line="259" w:lineRule="auto"/>
               <w:ind w:left="0" w:firstLine="0"/>
               <w:rPr>
-                <w:color w:val="648C60"/>
-                <w:u w:val="single" w:color="648C60"/>
-              </w:rPr>
-            </w:pPr>
-            <w:r>
-              <w:rPr>
-                <w:color w:val="648C60"/>
-                <w:u w:val="single" w:color="648C60"/>
+                <w:rFonts w:asciiTheme="minorHAnsi" w:hAnsiTheme="minorHAnsi" w:cstheme="minorHAnsi"/>
+                <w:b/>
+                <w:bCs/>
+                <w:color w:val="000000" w:themeColor="text1"/>
+              </w:rPr>
+            </w:pPr>
+            <w:r>
+              <w:rPr>
+                <w:rFonts w:asciiTheme="minorHAnsi" w:hAnsiTheme="minorHAnsi" w:cstheme="minorHAnsi"/>
+                <w:b/>
+                <w:bCs/>
+                <w:color w:val="000000" w:themeColor="text1"/>
               </w:rPr>
               <w:t>COS</w:t>
             </w:r>
@@ -2715,14 +2872,18 @@
               <w:spacing w:after="0" w:line="259" w:lineRule="auto"/>
               <w:ind w:left="0" w:firstLine="0"/>
               <w:rPr>
-                <w:color w:val="648C60"/>
-                <w:u w:val="single" w:color="648C60"/>
-              </w:rPr>
-            </w:pPr>
-            <w:r>
-              <w:rPr>
-                <w:color w:val="648C60"/>
-                <w:u w:val="single" w:color="648C60"/>
+                <w:rFonts w:asciiTheme="minorHAnsi" w:hAnsiTheme="minorHAnsi" w:cstheme="minorHAnsi"/>
+                <w:b/>
+                <w:bCs/>
+                <w:color w:val="000000" w:themeColor="text1"/>
+              </w:rPr>
+            </w:pPr>
+            <w:r>
+              <w:rPr>
+                <w:rFonts w:asciiTheme="minorHAnsi" w:hAnsiTheme="minorHAnsi" w:cstheme="minorHAnsi"/>
+                <w:b/>
+                <w:bCs/>
+                <w:color w:val="000000" w:themeColor="text1"/>
               </w:rPr>
               <w:t>DATA</w:t>
             </w:r>
@@ -2743,14 +2904,18 @@
               <w:spacing w:after="0" w:line="259" w:lineRule="auto"/>
               <w:ind w:left="0" w:firstLine="0"/>
               <w:rPr>
-                <w:color w:val="648C60"/>
-                <w:u w:val="single" w:color="648C60"/>
-              </w:rPr>
-            </w:pPr>
-            <w:r>
-              <w:rPr>
-                <w:color w:val="648C60"/>
-                <w:u w:val="single" w:color="648C60"/>
+                <w:rFonts w:asciiTheme="minorHAnsi" w:hAnsiTheme="minorHAnsi" w:cstheme="minorHAnsi"/>
+                <w:b/>
+                <w:bCs/>
+                <w:color w:val="000000" w:themeColor="text1"/>
+              </w:rPr>
+            </w:pPr>
+            <w:r>
+              <w:rPr>
+                <w:rFonts w:asciiTheme="minorHAnsi" w:hAnsiTheme="minorHAnsi" w:cstheme="minorHAnsi"/>
+                <w:b/>
+                <w:bCs/>
+                <w:color w:val="000000" w:themeColor="text1"/>
               </w:rPr>
               <w:t>DAY</w:t>
             </w:r>
@@ -2776,14 +2941,18 @@
               <w:spacing w:after="0" w:line="259" w:lineRule="auto"/>
               <w:ind w:left="0" w:firstLine="0"/>
               <w:rPr>
-                <w:color w:val="648C60"/>
-                <w:u w:val="single" w:color="648C60"/>
-              </w:rPr>
-            </w:pPr>
-            <w:r>
-              <w:rPr>
-                <w:color w:val="648C60"/>
-                <w:u w:val="single" w:color="648C60"/>
+                <w:rFonts w:asciiTheme="minorHAnsi" w:hAnsiTheme="minorHAnsi" w:cstheme="minorHAnsi"/>
+                <w:b/>
+                <w:bCs/>
+                <w:color w:val="000000" w:themeColor="text1"/>
+              </w:rPr>
+            </w:pPr>
+            <w:r>
+              <w:rPr>
+                <w:rFonts w:asciiTheme="minorHAnsi" w:hAnsiTheme="minorHAnsi" w:cstheme="minorHAnsi"/>
+                <w:b/>
+                <w:bCs/>
+                <w:color w:val="000000" w:themeColor="text1"/>
               </w:rPr>
               <w:t>DEC</w:t>
             </w:r>
@@ -2804,19 +2973,27 @@
               <w:spacing w:after="0" w:line="259" w:lineRule="auto"/>
               <w:ind w:left="0" w:firstLine="0"/>
               <w:rPr>
-                <w:color w:val="648C60"/>
-                <w:u w:val="single" w:color="648C60"/>
-              </w:rPr>
-            </w:pPr>
-            <w:r>
-              <w:rPr>
-                <w:color w:val="648C60"/>
-                <w:u w:val="single" w:color="648C60"/>
+                <w:rFonts w:asciiTheme="minorHAnsi" w:hAnsiTheme="minorHAnsi" w:cstheme="minorHAnsi"/>
+                <w:b/>
+                <w:bCs/>
+                <w:color w:val="000000" w:themeColor="text1"/>
+              </w:rPr>
+            </w:pPr>
+            <w:r>
+              <w:rPr>
+                <w:rFonts w:asciiTheme="minorHAnsi" w:hAnsiTheme="minorHAnsi" w:cstheme="minorHAnsi"/>
+                <w:b/>
+                <w:bCs/>
+                <w:color w:val="000000" w:themeColor="text1"/>
               </w:rPr>
               <w:t>DEEK</w:t>
             </w:r>
             <w:r>
               <w:rPr>
+                <w:rFonts w:asciiTheme="minorHAnsi" w:hAnsiTheme="minorHAnsi" w:cstheme="minorHAnsi"/>
+                <w:b/>
+                <w:bCs/>
+                <w:color w:val="000000" w:themeColor="text1"/>
                 <w:sz w:val="2"/>
               </w:rPr>
               <w:t xml:space="preserve"> </w:t>
@@ -2838,19 +3015,27 @@
               <w:spacing w:after="0" w:line="259" w:lineRule="auto"/>
               <w:ind w:left="46" w:firstLine="0"/>
               <w:rPr>
-                <w:color w:val="648C60"/>
-                <w:u w:val="single" w:color="648C60"/>
-              </w:rPr>
-            </w:pPr>
-            <w:r>
-              <w:rPr>
-                <w:color w:val="648C60"/>
-                <w:u w:val="single" w:color="648C60"/>
+                <w:rFonts w:asciiTheme="minorHAnsi" w:hAnsiTheme="minorHAnsi" w:cstheme="minorHAnsi"/>
+                <w:b/>
+                <w:bCs/>
+                <w:color w:val="000000" w:themeColor="text1"/>
+              </w:rPr>
+            </w:pPr>
+            <w:r>
+              <w:rPr>
+                <w:rFonts w:asciiTheme="minorHAnsi" w:hAnsiTheme="minorHAnsi" w:cstheme="minorHAnsi"/>
+                <w:b/>
+                <w:bCs/>
+                <w:color w:val="000000" w:themeColor="text1"/>
               </w:rPr>
               <w:t>DEF</w:t>
             </w:r>
             <w:r>
               <w:rPr>
+                <w:rFonts w:asciiTheme="minorHAnsi" w:hAnsiTheme="minorHAnsi" w:cstheme="minorHAnsi"/>
+                <w:b/>
+                <w:bCs/>
+                <w:color w:val="000000" w:themeColor="text1"/>
                 <w:sz w:val="2"/>
               </w:rPr>
               <w:t xml:space="preserve"> </w:t>
@@ -2872,19 +3057,27 @@
               <w:spacing w:after="0" w:line="259" w:lineRule="auto"/>
               <w:ind w:left="0" w:firstLine="0"/>
               <w:rPr>
-                <w:color w:val="648C60"/>
-                <w:u w:val="single" w:color="648C60"/>
-              </w:rPr>
-            </w:pPr>
-            <w:r>
-              <w:rPr>
-                <w:color w:val="648C60"/>
-                <w:u w:val="single" w:color="648C60"/>
+                <w:rFonts w:asciiTheme="minorHAnsi" w:hAnsiTheme="minorHAnsi" w:cstheme="minorHAnsi"/>
+                <w:b/>
+                <w:bCs/>
+                <w:color w:val="000000" w:themeColor="text1"/>
+              </w:rPr>
+            </w:pPr>
+            <w:r>
+              <w:rPr>
+                <w:rFonts w:asciiTheme="minorHAnsi" w:hAnsiTheme="minorHAnsi" w:cstheme="minorHAnsi"/>
+                <w:b/>
+                <w:bCs/>
+                <w:color w:val="000000" w:themeColor="text1"/>
               </w:rPr>
               <w:t>DIM</w:t>
             </w:r>
             <w:r>
               <w:rPr>
+                <w:rFonts w:asciiTheme="minorHAnsi" w:hAnsiTheme="minorHAnsi" w:cstheme="minorHAnsi"/>
+                <w:b/>
+                <w:bCs/>
+                <w:color w:val="000000" w:themeColor="text1"/>
                 <w:sz w:val="2"/>
               </w:rPr>
               <w:t xml:space="preserve"> </w:t>
@@ -2906,14 +3099,18 @@
               <w:spacing w:after="0" w:line="259" w:lineRule="auto"/>
               <w:ind w:left="0" w:firstLine="0"/>
               <w:rPr>
-                <w:color w:val="648C60"/>
-                <w:u w:val="single" w:color="648C60"/>
-              </w:rPr>
-            </w:pPr>
-            <w:r>
-              <w:rPr>
-                <w:color w:val="648C60"/>
-                <w:u w:val="single" w:color="648C60"/>
+                <w:rFonts w:asciiTheme="minorHAnsi" w:hAnsiTheme="minorHAnsi" w:cstheme="minorHAnsi"/>
+                <w:b/>
+                <w:bCs/>
+                <w:color w:val="000000" w:themeColor="text1"/>
+              </w:rPr>
+            </w:pPr>
+            <w:r>
+              <w:rPr>
+                <w:rFonts w:asciiTheme="minorHAnsi" w:hAnsiTheme="minorHAnsi" w:cstheme="minorHAnsi"/>
+                <w:b/>
+                <w:bCs/>
+                <w:color w:val="000000" w:themeColor="text1"/>
               </w:rPr>
               <w:t>DIR</w:t>
             </w:r>
@@ -2934,14 +3131,18 @@
               <w:spacing w:after="0" w:line="259" w:lineRule="auto"/>
               <w:ind w:left="0" w:firstLine="0"/>
               <w:rPr>
-                <w:color w:val="648C60"/>
-                <w:u w:val="single" w:color="648C60"/>
-              </w:rPr>
-            </w:pPr>
-            <w:r>
-              <w:rPr>
-                <w:color w:val="648C60"/>
-                <w:u w:val="single" w:color="648C60"/>
+                <w:rFonts w:asciiTheme="minorHAnsi" w:hAnsiTheme="minorHAnsi" w:cstheme="minorHAnsi"/>
+                <w:b/>
+                <w:bCs/>
+                <w:color w:val="000000" w:themeColor="text1"/>
+              </w:rPr>
+            </w:pPr>
+            <w:r>
+              <w:rPr>
+                <w:rFonts w:asciiTheme="minorHAnsi" w:hAnsiTheme="minorHAnsi" w:cstheme="minorHAnsi"/>
+                <w:b/>
+                <w:bCs/>
+                <w:color w:val="000000" w:themeColor="text1"/>
               </w:rPr>
               <w:t>DOKE</w:t>
             </w:r>
@@ -2966,11 +3167,19 @@
             <w:pPr>
               <w:spacing w:after="0" w:line="259" w:lineRule="auto"/>
               <w:ind w:left="0" w:firstLine="0"/>
-            </w:pPr>
-            <w:r>
-              <w:rPr>
-                <w:color w:val="648C60"/>
-                <w:u w:val="single" w:color="648C60"/>
+              <w:rPr>
+                <w:rFonts w:asciiTheme="minorHAnsi" w:hAnsiTheme="minorHAnsi" w:cstheme="minorHAnsi"/>
+                <w:b/>
+                <w:bCs/>
+                <w:color w:val="000000" w:themeColor="text1"/>
+              </w:rPr>
+            </w:pPr>
+            <w:r>
+              <w:rPr>
+                <w:rFonts w:asciiTheme="minorHAnsi" w:hAnsiTheme="minorHAnsi" w:cstheme="minorHAnsi"/>
+                <w:b/>
+                <w:bCs/>
+                <w:color w:val="000000" w:themeColor="text1"/>
               </w:rPr>
               <w:t>DO</w:t>
             </w:r>
@@ -2990,11 +3199,19 @@
             <w:pPr>
               <w:spacing w:after="0" w:line="259" w:lineRule="auto"/>
               <w:ind w:left="0" w:firstLine="0"/>
-            </w:pPr>
-            <w:r>
-              <w:rPr>
-                <w:color w:val="648C60"/>
-                <w:u w:val="single" w:color="648C60"/>
+              <w:rPr>
+                <w:rFonts w:asciiTheme="minorHAnsi" w:hAnsiTheme="minorHAnsi" w:cstheme="minorHAnsi"/>
+                <w:b/>
+                <w:bCs/>
+                <w:color w:val="000000" w:themeColor="text1"/>
+              </w:rPr>
+            </w:pPr>
+            <w:r>
+              <w:rPr>
+                <w:rFonts w:asciiTheme="minorHAnsi" w:hAnsiTheme="minorHAnsi" w:cstheme="minorHAnsi"/>
+                <w:b/>
+                <w:bCs/>
+                <w:color w:val="000000" w:themeColor="text1"/>
               </w:rPr>
               <w:t>ELSE</w:t>
             </w:r>
@@ -3014,11 +3231,19 @@
             <w:pPr>
               <w:spacing w:after="0" w:line="259" w:lineRule="auto"/>
               <w:ind w:left="46" w:firstLine="0"/>
-            </w:pPr>
-            <w:r>
-              <w:rPr>
-                <w:color w:val="648C60"/>
-                <w:u w:val="single" w:color="648C60"/>
+              <w:rPr>
+                <w:rFonts w:asciiTheme="minorHAnsi" w:hAnsiTheme="minorHAnsi" w:cstheme="minorHAnsi"/>
+                <w:b/>
+                <w:bCs/>
+                <w:color w:val="000000" w:themeColor="text1"/>
+              </w:rPr>
+            </w:pPr>
+            <w:r>
+              <w:rPr>
+                <w:rFonts w:asciiTheme="minorHAnsi" w:hAnsiTheme="minorHAnsi" w:cstheme="minorHAnsi"/>
+                <w:b/>
+                <w:bCs/>
+                <w:color w:val="000000" w:themeColor="text1"/>
               </w:rPr>
               <w:t>END</w:t>
             </w:r>
@@ -3038,11 +3263,19 @@
             <w:pPr>
               <w:spacing w:after="0" w:line="259" w:lineRule="auto"/>
               <w:ind w:left="0" w:firstLine="0"/>
-            </w:pPr>
-            <w:r>
-              <w:rPr>
-                <w:color w:val="648C60"/>
-                <w:u w:val="single" w:color="648C60"/>
+              <w:rPr>
+                <w:rFonts w:asciiTheme="minorHAnsi" w:hAnsiTheme="minorHAnsi" w:cstheme="minorHAnsi"/>
+                <w:b/>
+                <w:bCs/>
+                <w:color w:val="000000" w:themeColor="text1"/>
+              </w:rPr>
+            </w:pPr>
+            <w:r>
+              <w:rPr>
+                <w:rFonts w:asciiTheme="minorHAnsi" w:hAnsiTheme="minorHAnsi" w:cstheme="minorHAnsi"/>
+                <w:b/>
+                <w:bCs/>
+                <w:color w:val="000000" w:themeColor="text1"/>
               </w:rPr>
               <w:t>EOR</w:t>
             </w:r>
@@ -3062,11 +3295,19 @@
             <w:pPr>
               <w:spacing w:after="0" w:line="259" w:lineRule="auto"/>
               <w:ind w:left="0" w:firstLine="0"/>
-            </w:pPr>
-            <w:r>
-              <w:rPr>
-                <w:color w:val="648C60"/>
-                <w:u w:val="single" w:color="648C60"/>
+              <w:rPr>
+                <w:rFonts w:asciiTheme="minorHAnsi" w:hAnsiTheme="minorHAnsi" w:cstheme="minorHAnsi"/>
+                <w:b/>
+                <w:bCs/>
+                <w:color w:val="000000" w:themeColor="text1"/>
+              </w:rPr>
+            </w:pPr>
+            <w:r>
+              <w:rPr>
+                <w:rFonts w:asciiTheme="minorHAnsi" w:hAnsiTheme="minorHAnsi" w:cstheme="minorHAnsi"/>
+                <w:b/>
+                <w:bCs/>
+                <w:color w:val="000000" w:themeColor="text1"/>
               </w:rPr>
               <w:t>EXP</w:t>
             </w:r>
@@ -3086,8 +3327,20 @@
             <w:pPr>
               <w:spacing w:after="0" w:line="259" w:lineRule="auto"/>
               <w:ind w:left="0" w:firstLine="0"/>
-            </w:pPr>
-            <w:r>
+              <w:rPr>
+                <w:rFonts w:asciiTheme="minorHAnsi" w:hAnsiTheme="minorHAnsi" w:cstheme="minorHAnsi"/>
+                <w:b/>
+                <w:bCs/>
+                <w:color w:val="000000" w:themeColor="text1"/>
+              </w:rPr>
+            </w:pPr>
+            <w:r>
+              <w:rPr>
+                <w:rFonts w:asciiTheme="minorHAnsi" w:hAnsiTheme="minorHAnsi" w:cstheme="minorHAnsi"/>
+                <w:b/>
+                <w:bCs/>
+                <w:color w:val="000000" w:themeColor="text1"/>
+              </w:rPr>
               <w:t>FILEREAD</w:t>
             </w:r>
           </w:p>
@@ -3112,14 +3365,18 @@
               <w:spacing w:after="0" w:line="259" w:lineRule="auto"/>
               <w:ind w:left="0" w:firstLine="0"/>
               <w:rPr>
-                <w:color w:val="648C60"/>
-                <w:u w:val="single" w:color="648C60"/>
-              </w:rPr>
-            </w:pPr>
-            <w:r>
-              <w:rPr>
-                <w:color w:val="648C60"/>
-                <w:u w:val="single" w:color="648C60"/>
+                <w:rFonts w:asciiTheme="minorHAnsi" w:hAnsiTheme="minorHAnsi" w:cstheme="minorHAnsi"/>
+                <w:b/>
+                <w:bCs/>
+                <w:color w:val="000000" w:themeColor="text1"/>
+              </w:rPr>
+            </w:pPr>
+            <w:r>
+              <w:rPr>
+                <w:rFonts w:asciiTheme="minorHAnsi" w:hAnsiTheme="minorHAnsi" w:cstheme="minorHAnsi"/>
+                <w:b/>
+                <w:bCs/>
+                <w:color w:val="000000" w:themeColor="text1"/>
               </w:rPr>
               <w:t>FILEWRITE</w:t>
             </w:r>
@@ -3140,14 +3397,18 @@
               <w:spacing w:after="0" w:line="259" w:lineRule="auto"/>
               <w:ind w:left="0" w:firstLine="0"/>
               <w:rPr>
-                <w:color w:val="648C60"/>
-                <w:u w:val="single" w:color="648C60"/>
-              </w:rPr>
-            </w:pPr>
-            <w:r>
-              <w:rPr>
-                <w:color w:val="648C60"/>
-                <w:u w:val="single" w:color="648C60"/>
+                <w:rFonts w:asciiTheme="minorHAnsi" w:hAnsiTheme="minorHAnsi" w:cstheme="minorHAnsi"/>
+                <w:b/>
+                <w:bCs/>
+                <w:color w:val="000000" w:themeColor="text1"/>
+              </w:rPr>
+            </w:pPr>
+            <w:r>
+              <w:rPr>
+                <w:rFonts w:asciiTheme="minorHAnsi" w:hAnsiTheme="minorHAnsi" w:cstheme="minorHAnsi"/>
+                <w:b/>
+                <w:bCs/>
+                <w:color w:val="000000" w:themeColor="text1"/>
               </w:rPr>
               <w:t>FILTER</w:t>
             </w:r>
@@ -3168,14 +3429,18 @@
               <w:spacing w:after="0" w:line="259" w:lineRule="auto"/>
               <w:ind w:left="46" w:firstLine="0"/>
               <w:rPr>
-                <w:color w:val="648C60"/>
-                <w:u w:val="single" w:color="648C60"/>
-              </w:rPr>
-            </w:pPr>
-            <w:r>
-              <w:rPr>
-                <w:color w:val="648C60"/>
-                <w:u w:val="single" w:color="648C60"/>
+                <w:rFonts w:asciiTheme="minorHAnsi" w:hAnsiTheme="minorHAnsi" w:cstheme="minorHAnsi"/>
+                <w:b/>
+                <w:bCs/>
+                <w:color w:val="000000" w:themeColor="text1"/>
+              </w:rPr>
+            </w:pPr>
+            <w:r>
+              <w:rPr>
+                <w:rFonts w:asciiTheme="minorHAnsi" w:hAnsiTheme="minorHAnsi" w:cstheme="minorHAnsi"/>
+                <w:b/>
+                <w:bCs/>
+                <w:color w:val="000000" w:themeColor="text1"/>
               </w:rPr>
               <w:t>FN</w:t>
             </w:r>
@@ -3196,14 +3461,18 @@
               <w:spacing w:after="0" w:line="259" w:lineRule="auto"/>
               <w:ind w:left="0" w:firstLine="0"/>
               <w:rPr>
-                <w:color w:val="648C60"/>
-                <w:u w:val="single" w:color="648C60"/>
-              </w:rPr>
-            </w:pPr>
-            <w:r>
-              <w:rPr>
-                <w:color w:val="648C60"/>
-                <w:u w:val="single" w:color="648C60"/>
+                <w:rFonts w:asciiTheme="minorHAnsi" w:hAnsiTheme="minorHAnsi" w:cstheme="minorHAnsi"/>
+                <w:b/>
+                <w:bCs/>
+                <w:color w:val="000000" w:themeColor="text1"/>
+              </w:rPr>
+            </w:pPr>
+            <w:r>
+              <w:rPr>
+                <w:rFonts w:asciiTheme="minorHAnsi" w:hAnsiTheme="minorHAnsi" w:cstheme="minorHAnsi"/>
+                <w:b/>
+                <w:bCs/>
+                <w:color w:val="000000" w:themeColor="text1"/>
               </w:rPr>
               <w:t>FOR</w:t>
             </w:r>
@@ -3224,14 +3493,18 @@
               <w:spacing w:after="0" w:line="259" w:lineRule="auto"/>
               <w:ind w:left="0" w:firstLine="0"/>
               <w:rPr>
-                <w:color w:val="648C60"/>
-                <w:u w:val="single" w:color="648C60"/>
-              </w:rPr>
-            </w:pPr>
-            <w:r>
-              <w:rPr>
-                <w:color w:val="648C60"/>
-                <w:u w:val="single" w:color="648C60"/>
+                <w:rFonts w:asciiTheme="minorHAnsi" w:hAnsiTheme="minorHAnsi" w:cstheme="minorHAnsi"/>
+                <w:b/>
+                <w:bCs/>
+                <w:color w:val="000000" w:themeColor="text1"/>
+              </w:rPr>
+            </w:pPr>
+            <w:r>
+              <w:rPr>
+                <w:rFonts w:asciiTheme="minorHAnsi" w:hAnsiTheme="minorHAnsi" w:cstheme="minorHAnsi"/>
+                <w:b/>
+                <w:bCs/>
+                <w:color w:val="000000" w:themeColor="text1"/>
               </w:rPr>
               <w:t>FRE</w:t>
             </w:r>
@@ -3252,14 +3525,18 @@
               <w:spacing w:after="0" w:line="259" w:lineRule="auto"/>
               <w:ind w:left="0" w:firstLine="0"/>
               <w:rPr>
-                <w:color w:val="648C60"/>
-                <w:u w:val="single" w:color="648C60"/>
-              </w:rPr>
-            </w:pPr>
-            <w:r>
-              <w:rPr>
-                <w:color w:val="648C60"/>
-                <w:u w:val="single" w:color="648C60"/>
+                <w:rFonts w:asciiTheme="minorHAnsi" w:hAnsiTheme="minorHAnsi" w:cstheme="minorHAnsi"/>
+                <w:b/>
+                <w:bCs/>
+                <w:color w:val="000000" w:themeColor="text1"/>
+              </w:rPr>
+            </w:pPr>
+            <w:r>
+              <w:rPr>
+                <w:rFonts w:asciiTheme="minorHAnsi" w:hAnsiTheme="minorHAnsi" w:cstheme="minorHAnsi"/>
+                <w:b/>
+                <w:bCs/>
+                <w:color w:val="000000" w:themeColor="text1"/>
               </w:rPr>
               <w:t>GET</w:t>
             </w:r>
@@ -3284,11 +3561,19 @@
             <w:pPr>
               <w:spacing w:after="0" w:line="259" w:lineRule="auto"/>
               <w:ind w:left="0" w:firstLine="0"/>
-            </w:pPr>
-            <w:r>
-              <w:rPr>
-                <w:color w:val="648C60"/>
-                <w:u w:val="single" w:color="648C60"/>
+              <w:rPr>
+                <w:rFonts w:asciiTheme="minorHAnsi" w:hAnsiTheme="minorHAnsi" w:cstheme="minorHAnsi"/>
+                <w:b/>
+                <w:bCs/>
+                <w:color w:val="000000" w:themeColor="text1"/>
+              </w:rPr>
+            </w:pPr>
+            <w:r>
+              <w:rPr>
+                <w:rFonts w:asciiTheme="minorHAnsi" w:hAnsiTheme="minorHAnsi" w:cstheme="minorHAnsi"/>
+                <w:b/>
+                <w:bCs/>
+                <w:color w:val="000000" w:themeColor="text1"/>
               </w:rPr>
               <w:t>GOSUB</w:t>
             </w:r>
@@ -3308,11 +3593,19 @@
             <w:pPr>
               <w:spacing w:after="0" w:line="259" w:lineRule="auto"/>
               <w:ind w:left="0" w:firstLine="0"/>
-            </w:pPr>
-            <w:r>
-              <w:rPr>
-                <w:color w:val="648C60"/>
-                <w:u w:val="single" w:color="648C60"/>
+              <w:rPr>
+                <w:rFonts w:asciiTheme="minorHAnsi" w:hAnsiTheme="minorHAnsi" w:cstheme="minorHAnsi"/>
+                <w:b/>
+                <w:bCs/>
+                <w:color w:val="000000" w:themeColor="text1"/>
+              </w:rPr>
+            </w:pPr>
+            <w:r>
+              <w:rPr>
+                <w:rFonts w:asciiTheme="minorHAnsi" w:hAnsiTheme="minorHAnsi" w:cstheme="minorHAnsi"/>
+                <w:b/>
+                <w:bCs/>
+                <w:color w:val="000000" w:themeColor="text1"/>
               </w:rPr>
               <w:t>GOTO</w:t>
             </w:r>
@@ -3332,11 +3625,19 @@
             <w:pPr>
               <w:spacing w:after="0" w:line="259" w:lineRule="auto"/>
               <w:ind w:left="46" w:firstLine="0"/>
-            </w:pPr>
-            <w:r>
-              <w:rPr>
-                <w:color w:val="648C60"/>
-                <w:u w:val="single" w:color="648C60"/>
+              <w:rPr>
+                <w:rFonts w:asciiTheme="minorHAnsi" w:hAnsiTheme="minorHAnsi" w:cstheme="minorHAnsi"/>
+                <w:b/>
+                <w:bCs/>
+                <w:color w:val="000000" w:themeColor="text1"/>
+              </w:rPr>
+            </w:pPr>
+            <w:r>
+              <w:rPr>
+                <w:rFonts w:asciiTheme="minorHAnsi" w:hAnsiTheme="minorHAnsi" w:cstheme="minorHAnsi"/>
+                <w:b/>
+                <w:bCs/>
+                <w:color w:val="000000" w:themeColor="text1"/>
               </w:rPr>
               <w:t>HEX$</w:t>
             </w:r>
@@ -3356,11 +3657,19 @@
             <w:pPr>
               <w:spacing w:after="0" w:line="259" w:lineRule="auto"/>
               <w:ind w:left="0" w:firstLine="0"/>
-            </w:pPr>
-            <w:r>
-              <w:rPr>
-                <w:color w:val="648C60"/>
-                <w:u w:val="single" w:color="648C60"/>
+              <w:rPr>
+                <w:rFonts w:asciiTheme="minorHAnsi" w:hAnsiTheme="minorHAnsi" w:cstheme="minorHAnsi"/>
+                <w:b/>
+                <w:bCs/>
+                <w:color w:val="000000" w:themeColor="text1"/>
+              </w:rPr>
+            </w:pPr>
+            <w:r>
+              <w:rPr>
+                <w:rFonts w:asciiTheme="minorHAnsi" w:hAnsiTheme="minorHAnsi" w:cstheme="minorHAnsi"/>
+                <w:b/>
+                <w:bCs/>
+                <w:color w:val="000000" w:themeColor="text1"/>
               </w:rPr>
               <w:t>HOUR</w:t>
             </w:r>
@@ -3380,11 +3689,19 @@
             <w:pPr>
               <w:spacing w:after="0" w:line="259" w:lineRule="auto"/>
               <w:ind w:left="0" w:firstLine="0"/>
-            </w:pPr>
-            <w:r>
-              <w:rPr>
-                <w:color w:val="648C60"/>
-                <w:u w:val="single" w:color="648C60"/>
+              <w:rPr>
+                <w:rFonts w:asciiTheme="minorHAnsi" w:hAnsiTheme="minorHAnsi" w:cstheme="minorHAnsi"/>
+                <w:b/>
+                <w:bCs/>
+                <w:color w:val="000000" w:themeColor="text1"/>
+              </w:rPr>
+            </w:pPr>
+            <w:r>
+              <w:rPr>
+                <w:rFonts w:asciiTheme="minorHAnsi" w:hAnsiTheme="minorHAnsi" w:cstheme="minorHAnsi"/>
+                <w:b/>
+                <w:bCs/>
+                <w:color w:val="000000" w:themeColor="text1"/>
               </w:rPr>
               <w:t>IF</w:t>
             </w:r>
@@ -3404,11 +3721,19 @@
             <w:pPr>
               <w:spacing w:after="0" w:line="259" w:lineRule="auto"/>
               <w:ind w:left="0" w:firstLine="0"/>
-            </w:pPr>
-            <w:r>
-              <w:rPr>
-                <w:color w:val="648C60"/>
-                <w:u w:val="single" w:color="648C60"/>
+              <w:rPr>
+                <w:rFonts w:asciiTheme="minorHAnsi" w:hAnsiTheme="minorHAnsi" w:cstheme="minorHAnsi"/>
+                <w:b/>
+                <w:bCs/>
+                <w:color w:val="000000" w:themeColor="text1"/>
+              </w:rPr>
+            </w:pPr>
+            <w:r>
+              <w:rPr>
+                <w:rFonts w:asciiTheme="minorHAnsi" w:hAnsiTheme="minorHAnsi" w:cstheme="minorHAnsi"/>
+                <w:b/>
+                <w:bCs/>
+                <w:color w:val="000000" w:themeColor="text1"/>
               </w:rPr>
               <w:t>INC</w:t>
             </w:r>
@@ -3433,11 +3758,19 @@
             <w:pPr>
               <w:spacing w:after="0" w:line="259" w:lineRule="auto"/>
               <w:ind w:left="0" w:firstLine="0"/>
-            </w:pPr>
-            <w:r>
-              <w:rPr>
-                <w:color w:val="648C60"/>
-                <w:u w:val="single" w:color="648C60"/>
+              <w:rPr>
+                <w:rFonts w:asciiTheme="minorHAnsi" w:hAnsiTheme="minorHAnsi" w:cstheme="minorHAnsi"/>
+                <w:b/>
+                <w:bCs/>
+                <w:color w:val="000000" w:themeColor="text1"/>
+              </w:rPr>
+            </w:pPr>
+            <w:r>
+              <w:rPr>
+                <w:rFonts w:asciiTheme="minorHAnsi" w:hAnsiTheme="minorHAnsi" w:cstheme="minorHAnsi"/>
+                <w:b/>
+                <w:bCs/>
+                <w:color w:val="000000" w:themeColor="text1"/>
               </w:rPr>
               <w:t>INPUT</w:t>
             </w:r>
@@ -3457,11 +3790,19 @@
             <w:pPr>
               <w:spacing w:after="0" w:line="259" w:lineRule="auto"/>
               <w:ind w:left="0" w:firstLine="0"/>
-            </w:pPr>
-            <w:r>
-              <w:rPr>
-                <w:color w:val="648C60"/>
-                <w:u w:val="single" w:color="648C60"/>
+              <w:rPr>
+                <w:rFonts w:asciiTheme="minorHAnsi" w:hAnsiTheme="minorHAnsi" w:cstheme="minorHAnsi"/>
+                <w:b/>
+                <w:bCs/>
+                <w:color w:val="000000" w:themeColor="text1"/>
+              </w:rPr>
+            </w:pPr>
+            <w:r>
+              <w:rPr>
+                <w:rFonts w:asciiTheme="minorHAnsi" w:hAnsiTheme="minorHAnsi" w:cstheme="minorHAnsi"/>
+                <w:b/>
+                <w:bCs/>
+                <w:color w:val="000000" w:themeColor="text1"/>
               </w:rPr>
               <w:t>INT</w:t>
             </w:r>
@@ -3481,11 +3822,19 @@
             <w:pPr>
               <w:spacing w:after="0" w:line="259" w:lineRule="auto"/>
               <w:ind w:left="46" w:firstLine="0"/>
-            </w:pPr>
-            <w:r>
-              <w:rPr>
-                <w:color w:val="648C60"/>
-                <w:u w:val="single" w:color="648C60"/>
+              <w:rPr>
+                <w:rFonts w:asciiTheme="minorHAnsi" w:hAnsiTheme="minorHAnsi" w:cstheme="minorHAnsi"/>
+                <w:b/>
+                <w:bCs/>
+                <w:color w:val="000000" w:themeColor="text1"/>
+              </w:rPr>
+            </w:pPr>
+            <w:r>
+              <w:rPr>
+                <w:rFonts w:asciiTheme="minorHAnsi" w:hAnsiTheme="minorHAnsi" w:cstheme="minorHAnsi"/>
+                <w:b/>
+                <w:bCs/>
+                <w:color w:val="000000" w:themeColor="text1"/>
               </w:rPr>
               <w:t>LCASE$</w:t>
             </w:r>
@@ -3505,11 +3854,19 @@
             <w:pPr>
               <w:spacing w:after="0" w:line="259" w:lineRule="auto"/>
               <w:ind w:left="0" w:firstLine="0"/>
-            </w:pPr>
-            <w:r>
-              <w:rPr>
-                <w:color w:val="648C60"/>
-                <w:u w:val="single" w:color="648C60"/>
+              <w:rPr>
+                <w:rFonts w:asciiTheme="minorHAnsi" w:hAnsiTheme="minorHAnsi" w:cstheme="minorHAnsi"/>
+                <w:b/>
+                <w:bCs/>
+                <w:color w:val="000000" w:themeColor="text1"/>
+              </w:rPr>
+            </w:pPr>
+            <w:r>
+              <w:rPr>
+                <w:rFonts w:asciiTheme="minorHAnsi" w:hAnsiTheme="minorHAnsi" w:cstheme="minorHAnsi"/>
+                <w:b/>
+                <w:bCs/>
+                <w:color w:val="000000" w:themeColor="text1"/>
               </w:rPr>
               <w:t>LEFT$</w:t>
             </w:r>
@@ -3529,11 +3886,19 @@
             <w:pPr>
               <w:spacing w:after="0" w:line="259" w:lineRule="auto"/>
               <w:ind w:left="0" w:firstLine="0"/>
-            </w:pPr>
-            <w:r>
-              <w:rPr>
-                <w:color w:val="648C60"/>
-                <w:u w:val="single" w:color="648C60"/>
+              <w:rPr>
+                <w:rFonts w:asciiTheme="minorHAnsi" w:hAnsiTheme="minorHAnsi" w:cstheme="minorHAnsi"/>
+                <w:b/>
+                <w:bCs/>
+                <w:color w:val="000000" w:themeColor="text1"/>
+              </w:rPr>
+            </w:pPr>
+            <w:r>
+              <w:rPr>
+                <w:rFonts w:asciiTheme="minorHAnsi" w:hAnsiTheme="minorHAnsi" w:cstheme="minorHAnsi"/>
+                <w:b/>
+                <w:bCs/>
+                <w:color w:val="000000" w:themeColor="text1"/>
               </w:rPr>
               <w:t>LEN</w:t>
             </w:r>
@@ -3553,11 +3918,19 @@
             <w:pPr>
               <w:spacing w:after="0" w:line="259" w:lineRule="auto"/>
               <w:ind w:left="0" w:firstLine="0"/>
-            </w:pPr>
-            <w:r>
-              <w:rPr>
-                <w:color w:val="648C60"/>
-                <w:u w:val="single" w:color="648C60"/>
+              <w:rPr>
+                <w:rFonts w:asciiTheme="minorHAnsi" w:hAnsiTheme="minorHAnsi" w:cstheme="minorHAnsi"/>
+                <w:b/>
+                <w:bCs/>
+                <w:color w:val="000000" w:themeColor="text1"/>
+              </w:rPr>
+            </w:pPr>
+            <w:r>
+              <w:rPr>
+                <w:rFonts w:asciiTheme="minorHAnsi" w:hAnsiTheme="minorHAnsi" w:cstheme="minorHAnsi"/>
+                <w:b/>
+                <w:bCs/>
+                <w:color w:val="000000" w:themeColor="text1"/>
               </w:rPr>
               <w:t>LET</w:t>
             </w:r>
@@ -3583,16 +3956,20 @@
               <w:spacing w:after="0" w:line="259" w:lineRule="auto"/>
               <w:ind w:left="0" w:firstLine="0"/>
               <w:rPr>
-                <w:color w:val="648C60"/>
-                <w:u w:val="single" w:color="648C60"/>
-              </w:rPr>
-            </w:pPr>
-            <w:r>
-              <w:rPr>
-                <w:color w:val="648C60"/>
-                <w:u w:val="single" w:color="648C60"/>
-              </w:rPr>
-              <w:t>LIST</w:t>
+                <w:rFonts w:asciiTheme="minorHAnsi" w:hAnsiTheme="minorHAnsi" w:cstheme="minorHAnsi"/>
+                <w:b/>
+                <w:bCs/>
+                <w:color w:val="000000" w:themeColor="text1"/>
+              </w:rPr>
+            </w:pPr>
+            <w:r>
+              <w:rPr>
+                <w:rFonts w:asciiTheme="minorHAnsi" w:hAnsiTheme="minorHAnsi" w:cstheme="minorHAnsi"/>
+                <w:b/>
+                <w:bCs/>
+                <w:color w:val="000000" w:themeColor="text1"/>
+              </w:rPr>
+              <w:t>LINE</w:t>
             </w:r>
           </w:p>
         </w:tc>
@@ -3611,16 +3988,20 @@
               <w:spacing w:after="0" w:line="259" w:lineRule="auto"/>
               <w:ind w:left="0" w:firstLine="0"/>
               <w:rPr>
-                <w:color w:val="648C60"/>
-                <w:u w:val="single" w:color="648C60"/>
-              </w:rPr>
-            </w:pPr>
-            <w:r>
-              <w:rPr>
-                <w:color w:val="648C60"/>
-                <w:u w:val="single" w:color="648C60"/>
-              </w:rPr>
-              <w:t>LLIST</w:t>
+                <w:rFonts w:asciiTheme="minorHAnsi" w:hAnsiTheme="minorHAnsi" w:cstheme="minorHAnsi"/>
+                <w:b/>
+                <w:bCs/>
+                <w:color w:val="000000" w:themeColor="text1"/>
+              </w:rPr>
+            </w:pPr>
+            <w:r>
+              <w:rPr>
+                <w:rFonts w:asciiTheme="minorHAnsi" w:hAnsiTheme="minorHAnsi" w:cstheme="minorHAnsi"/>
+                <w:b/>
+                <w:bCs/>
+                <w:color w:val="000000" w:themeColor="text1"/>
+              </w:rPr>
+              <w:t>LIST</w:t>
             </w:r>
           </w:p>
         </w:tc>
@@ -3638,13 +4019,21 @@
             <w:pPr>
               <w:spacing w:after="0" w:line="259" w:lineRule="auto"/>
               <w:ind w:left="46" w:firstLine="0"/>
-            </w:pPr>
-            <w:r>
-              <w:rPr>
-                <w:color w:val="648C60"/>
-                <w:u w:val="single" w:color="648C60"/>
-              </w:rPr>
-              <w:t>LOAD</w:t>
+              <w:rPr>
+                <w:rFonts w:asciiTheme="minorHAnsi" w:hAnsiTheme="minorHAnsi" w:cstheme="minorHAnsi"/>
+                <w:b/>
+                <w:bCs/>
+                <w:color w:val="000000" w:themeColor="text1"/>
+              </w:rPr>
+            </w:pPr>
+            <w:r>
+              <w:rPr>
+                <w:rFonts w:asciiTheme="minorHAnsi" w:hAnsiTheme="minorHAnsi" w:cstheme="minorHAnsi"/>
+                <w:b/>
+                <w:bCs/>
+                <w:color w:val="000000" w:themeColor="text1"/>
+              </w:rPr>
+              <w:t>LLIST</w:t>
             </w:r>
           </w:p>
         </w:tc>
@@ -3663,16 +4052,20 @@
               <w:spacing w:after="0" w:line="259" w:lineRule="auto"/>
               <w:ind w:left="0" w:firstLine="0"/>
               <w:rPr>
-                <w:color w:val="648C60"/>
-                <w:u w:val="single" w:color="648C60"/>
-              </w:rPr>
-            </w:pPr>
-            <w:r>
-              <w:rPr>
-                <w:color w:val="648C60"/>
-                <w:u w:val="single" w:color="648C60"/>
-              </w:rPr>
-              <w:t>LOCATE</w:t>
+                <w:rFonts w:asciiTheme="minorHAnsi" w:hAnsiTheme="minorHAnsi" w:cstheme="minorHAnsi"/>
+                <w:b/>
+                <w:bCs/>
+                <w:color w:val="000000" w:themeColor="text1"/>
+              </w:rPr>
+            </w:pPr>
+            <w:r>
+              <w:rPr>
+                <w:rFonts w:asciiTheme="minorHAnsi" w:hAnsiTheme="minorHAnsi" w:cstheme="minorHAnsi"/>
+                <w:b/>
+                <w:bCs/>
+                <w:color w:val="000000" w:themeColor="text1"/>
+              </w:rPr>
+              <w:t>LOAD</w:t>
             </w:r>
           </w:p>
         </w:tc>
@@ -3691,16 +4084,20 @@
               <w:spacing w:after="0" w:line="259" w:lineRule="auto"/>
               <w:ind w:left="0" w:firstLine="0"/>
               <w:rPr>
-                <w:color w:val="648C60"/>
-                <w:u w:val="single" w:color="648C60"/>
-              </w:rPr>
-            </w:pPr>
-            <w:r>
-              <w:rPr>
-                <w:color w:val="648C60"/>
-                <w:u w:val="single" w:color="648C60"/>
-              </w:rPr>
-              <w:t>LOG</w:t>
+                <w:rFonts w:asciiTheme="minorHAnsi" w:hAnsiTheme="minorHAnsi" w:cstheme="minorHAnsi"/>
+                <w:b/>
+                <w:bCs/>
+                <w:color w:val="000000" w:themeColor="text1"/>
+              </w:rPr>
+            </w:pPr>
+            <w:r>
+              <w:rPr>
+                <w:rFonts w:asciiTheme="minorHAnsi" w:hAnsiTheme="minorHAnsi" w:cstheme="minorHAnsi"/>
+                <w:b/>
+                <w:bCs/>
+                <w:color w:val="000000" w:themeColor="text1"/>
+              </w:rPr>
+              <w:t>LOCATE</w:t>
             </w:r>
           </w:p>
         </w:tc>
@@ -3719,16 +4116,20 @@
               <w:spacing w:after="0" w:line="259" w:lineRule="auto"/>
               <w:ind w:left="0" w:firstLine="0"/>
               <w:rPr>
-                <w:color w:val="648C60"/>
-                <w:u w:val="single" w:color="648C60"/>
-              </w:rPr>
-            </w:pPr>
-            <w:r>
-              <w:rPr>
-                <w:color w:val="648C60"/>
-                <w:u w:val="single" w:color="648C60"/>
-              </w:rPr>
-              <w:t>LOOP</w:t>
+                <w:rFonts w:asciiTheme="minorHAnsi" w:hAnsiTheme="minorHAnsi" w:cstheme="minorHAnsi"/>
+                <w:b/>
+                <w:bCs/>
+                <w:color w:val="000000" w:themeColor="text1"/>
+              </w:rPr>
+            </w:pPr>
+            <w:r>
+              <w:rPr>
+                <w:rFonts w:asciiTheme="minorHAnsi" w:hAnsiTheme="minorHAnsi" w:cstheme="minorHAnsi"/>
+                <w:b/>
+                <w:bCs/>
+                <w:color w:val="000000" w:themeColor="text1"/>
+              </w:rPr>
+              <w:t>LOG</w:t>
             </w:r>
           </w:p>
         </w:tc>
@@ -3751,9 +4152,21 @@
             <w:pPr>
               <w:spacing w:after="0" w:line="259" w:lineRule="auto"/>
               <w:ind w:left="0" w:firstLine="0"/>
-            </w:pPr>
-            <w:r>
-              <w:t>LPRINT</w:t>
+              <w:rPr>
+                <w:rFonts w:asciiTheme="minorHAnsi" w:hAnsiTheme="minorHAnsi" w:cstheme="minorHAnsi"/>
+                <w:b/>
+                <w:bCs/>
+                <w:color w:val="000000" w:themeColor="text1"/>
+              </w:rPr>
+            </w:pPr>
+            <w:r>
+              <w:rPr>
+                <w:rFonts w:asciiTheme="minorHAnsi" w:hAnsiTheme="minorHAnsi" w:cstheme="minorHAnsi"/>
+                <w:b/>
+                <w:bCs/>
+                <w:color w:val="000000" w:themeColor="text1"/>
+              </w:rPr>
+              <w:t>LOOP</w:t>
             </w:r>
           </w:p>
         </w:tc>
@@ -3771,13 +4184,21 @@
             <w:pPr>
               <w:spacing w:after="0" w:line="259" w:lineRule="auto"/>
               <w:ind w:left="0" w:firstLine="0"/>
-            </w:pPr>
-            <w:r>
-              <w:rPr>
-                <w:color w:val="648C60"/>
-                <w:u w:val="single" w:color="648C60"/>
-              </w:rPr>
-              <w:t>MAX</w:t>
+              <w:rPr>
+                <w:rFonts w:asciiTheme="minorHAnsi" w:hAnsiTheme="minorHAnsi" w:cstheme="minorHAnsi"/>
+                <w:b/>
+                <w:bCs/>
+                <w:color w:val="000000" w:themeColor="text1"/>
+              </w:rPr>
+            </w:pPr>
+            <w:r>
+              <w:rPr>
+                <w:rFonts w:asciiTheme="minorHAnsi" w:hAnsiTheme="minorHAnsi" w:cstheme="minorHAnsi"/>
+                <w:b/>
+                <w:bCs/>
+                <w:color w:val="000000" w:themeColor="text1"/>
+              </w:rPr>
+              <w:t>LPRINT</w:t>
             </w:r>
           </w:p>
         </w:tc>
@@ -3795,13 +4216,21 @@
             <w:pPr>
               <w:spacing w:after="0" w:line="259" w:lineRule="auto"/>
               <w:ind w:left="46" w:firstLine="0"/>
-            </w:pPr>
-            <w:r>
-              <w:rPr>
-                <w:color w:val="648C60"/>
-                <w:u w:val="single" w:color="648C60"/>
-              </w:rPr>
-              <w:t>MID$</w:t>
+              <w:rPr>
+                <w:rFonts w:asciiTheme="minorHAnsi" w:hAnsiTheme="minorHAnsi" w:cstheme="minorHAnsi"/>
+                <w:b/>
+                <w:bCs/>
+                <w:color w:val="000000" w:themeColor="text1"/>
+              </w:rPr>
+            </w:pPr>
+            <w:r>
+              <w:rPr>
+                <w:rFonts w:asciiTheme="minorHAnsi" w:hAnsiTheme="minorHAnsi" w:cstheme="minorHAnsi"/>
+                <w:b/>
+                <w:bCs/>
+                <w:color w:val="000000" w:themeColor="text1"/>
+              </w:rPr>
+              <w:t>MAX</w:t>
             </w:r>
           </w:p>
         </w:tc>
@@ -3819,13 +4248,21 @@
             <w:pPr>
               <w:spacing w:after="0" w:line="259" w:lineRule="auto"/>
               <w:ind w:left="0" w:firstLine="0"/>
-            </w:pPr>
-            <w:r>
-              <w:rPr>
-                <w:color w:val="648C60"/>
-                <w:u w:val="single" w:color="648C60"/>
-              </w:rPr>
-              <w:t>MIN</w:t>
+              <w:rPr>
+                <w:rFonts w:asciiTheme="minorHAnsi" w:hAnsiTheme="minorHAnsi" w:cstheme="minorHAnsi"/>
+                <w:b/>
+                <w:bCs/>
+                <w:color w:val="000000" w:themeColor="text1"/>
+              </w:rPr>
+            </w:pPr>
+            <w:r>
+              <w:rPr>
+                <w:rFonts w:asciiTheme="minorHAnsi" w:hAnsiTheme="minorHAnsi" w:cstheme="minorHAnsi"/>
+                <w:b/>
+                <w:bCs/>
+                <w:color w:val="000000" w:themeColor="text1"/>
+              </w:rPr>
+              <w:t>MID$</w:t>
             </w:r>
           </w:p>
         </w:tc>
@@ -3843,13 +4280,21 @@
             <w:pPr>
               <w:spacing w:after="0" w:line="259" w:lineRule="auto"/>
               <w:ind w:left="0" w:firstLine="0"/>
-            </w:pPr>
-            <w:r>
-              <w:rPr>
-                <w:color w:val="648C60"/>
-                <w:u w:val="single" w:color="648C60"/>
-              </w:rPr>
-              <w:t>MONTH</w:t>
+              <w:rPr>
+                <w:rFonts w:asciiTheme="minorHAnsi" w:hAnsiTheme="minorHAnsi" w:cstheme="minorHAnsi"/>
+                <w:b/>
+                <w:bCs/>
+                <w:color w:val="000000" w:themeColor="text1"/>
+              </w:rPr>
+            </w:pPr>
+            <w:r>
+              <w:rPr>
+                <w:rFonts w:asciiTheme="minorHAnsi" w:hAnsiTheme="minorHAnsi" w:cstheme="minorHAnsi"/>
+                <w:b/>
+                <w:bCs/>
+                <w:color w:val="000000" w:themeColor="text1"/>
+              </w:rPr>
+              <w:t>MIN</w:t>
             </w:r>
           </w:p>
         </w:tc>
@@ -3867,13 +4312,21 @@
             <w:pPr>
               <w:spacing w:after="0" w:line="259" w:lineRule="auto"/>
               <w:ind w:left="0" w:firstLine="0"/>
-            </w:pPr>
-            <w:r>
-              <w:rPr>
-                <w:color w:val="648C60"/>
-                <w:u w:val="single" w:color="648C60"/>
-              </w:rPr>
-              <w:t>NEW</w:t>
+              <w:rPr>
+                <w:rFonts w:asciiTheme="minorHAnsi" w:hAnsiTheme="minorHAnsi" w:cstheme="minorHAnsi"/>
+                <w:b/>
+                <w:bCs/>
+                <w:color w:val="000000" w:themeColor="text1"/>
+              </w:rPr>
+            </w:pPr>
+            <w:r>
+              <w:rPr>
+                <w:rFonts w:asciiTheme="minorHAnsi" w:hAnsiTheme="minorHAnsi" w:cstheme="minorHAnsi"/>
+                <w:b/>
+                <w:bCs/>
+                <w:color w:val="000000" w:themeColor="text1"/>
+              </w:rPr>
+              <w:t>MONTH</w:t>
             </w:r>
           </w:p>
         </w:tc>
@@ -3896,13 +4349,21 @@
             <w:pPr>
               <w:spacing w:after="0" w:line="259" w:lineRule="auto"/>
               <w:ind w:left="0" w:firstLine="0"/>
-            </w:pPr>
-            <w:r>
-              <w:rPr>
-                <w:color w:val="648C60"/>
-                <w:u w:val="single" w:color="648C60"/>
-              </w:rPr>
-              <w:t>NEXT</w:t>
+              <w:rPr>
+                <w:rFonts w:asciiTheme="minorHAnsi" w:hAnsiTheme="minorHAnsi" w:cstheme="minorHAnsi"/>
+                <w:b/>
+                <w:bCs/>
+                <w:color w:val="000000" w:themeColor="text1"/>
+              </w:rPr>
+            </w:pPr>
+            <w:r>
+              <w:rPr>
+                <w:rFonts w:asciiTheme="minorHAnsi" w:hAnsiTheme="minorHAnsi" w:cstheme="minorHAnsi"/>
+                <w:b/>
+                <w:bCs/>
+                <w:color w:val="000000" w:themeColor="text1"/>
+              </w:rPr>
+              <w:t>NEW</w:t>
             </w:r>
           </w:p>
         </w:tc>
@@ -3920,13 +4381,21 @@
             <w:pPr>
               <w:spacing w:after="0" w:line="259" w:lineRule="auto"/>
               <w:ind w:left="0" w:firstLine="0"/>
-            </w:pPr>
-            <w:r>
-              <w:rPr>
-                <w:color w:val="648C60"/>
-                <w:u w:val="single" w:color="648C60"/>
-              </w:rPr>
-              <w:t>NOT</w:t>
+              <w:rPr>
+                <w:rFonts w:asciiTheme="minorHAnsi" w:hAnsiTheme="minorHAnsi" w:cstheme="minorHAnsi"/>
+                <w:b/>
+                <w:bCs/>
+                <w:color w:val="000000" w:themeColor="text1"/>
+              </w:rPr>
+            </w:pPr>
+            <w:r>
+              <w:rPr>
+                <w:rFonts w:asciiTheme="minorHAnsi" w:hAnsiTheme="minorHAnsi" w:cstheme="minorHAnsi"/>
+                <w:b/>
+                <w:bCs/>
+                <w:color w:val="000000" w:themeColor="text1"/>
+              </w:rPr>
+              <w:t>NEXT</w:t>
             </w:r>
           </w:p>
         </w:tc>
@@ -3944,13 +4413,21 @@
             <w:pPr>
               <w:spacing w:after="0" w:line="259" w:lineRule="auto"/>
               <w:ind w:left="46" w:firstLine="0"/>
-            </w:pPr>
-            <w:r>
-              <w:rPr>
-                <w:color w:val="648C60"/>
-                <w:u w:val="single" w:color="648C60"/>
-              </w:rPr>
-              <w:t>NULL</w:t>
+              <w:rPr>
+                <w:rFonts w:asciiTheme="minorHAnsi" w:hAnsiTheme="minorHAnsi" w:cstheme="minorHAnsi"/>
+                <w:b/>
+                <w:bCs/>
+                <w:color w:val="000000" w:themeColor="text1"/>
+              </w:rPr>
+            </w:pPr>
+            <w:r>
+              <w:rPr>
+                <w:rFonts w:asciiTheme="minorHAnsi" w:hAnsiTheme="minorHAnsi" w:cstheme="minorHAnsi"/>
+                <w:b/>
+                <w:bCs/>
+                <w:color w:val="000000" w:themeColor="text1"/>
+              </w:rPr>
+              <w:t>NOT</w:t>
             </w:r>
           </w:p>
         </w:tc>
@@ -3968,13 +4445,21 @@
             <w:pPr>
               <w:spacing w:after="0" w:line="259" w:lineRule="auto"/>
               <w:ind w:left="0" w:firstLine="0"/>
-            </w:pPr>
-            <w:r>
-              <w:rPr>
-                <w:color w:val="648C60"/>
-                <w:u w:val="single" w:color="648C60"/>
-              </w:rPr>
-              <w:t>OFF</w:t>
+              <w:rPr>
+                <w:rFonts w:asciiTheme="minorHAnsi" w:hAnsiTheme="minorHAnsi" w:cstheme="minorHAnsi"/>
+                <w:b/>
+                <w:bCs/>
+                <w:color w:val="000000" w:themeColor="text1"/>
+              </w:rPr>
+            </w:pPr>
+            <w:r>
+              <w:rPr>
+                <w:rFonts w:asciiTheme="minorHAnsi" w:hAnsiTheme="minorHAnsi" w:cstheme="minorHAnsi"/>
+                <w:b/>
+                <w:bCs/>
+                <w:color w:val="000000" w:themeColor="text1"/>
+              </w:rPr>
+              <w:t>NULL</w:t>
             </w:r>
           </w:p>
         </w:tc>
@@ -3992,13 +4477,21 @@
             <w:pPr>
               <w:spacing w:after="0" w:line="259" w:lineRule="auto"/>
               <w:ind w:left="0" w:firstLine="0"/>
-            </w:pPr>
-            <w:r>
-              <w:rPr>
-                <w:color w:val="648C60"/>
-                <w:u w:val="single" w:color="648C60"/>
-              </w:rPr>
-              <w:t>ON</w:t>
+              <w:rPr>
+                <w:rFonts w:asciiTheme="minorHAnsi" w:hAnsiTheme="minorHAnsi" w:cstheme="minorHAnsi"/>
+                <w:b/>
+                <w:bCs/>
+                <w:color w:val="000000" w:themeColor="text1"/>
+              </w:rPr>
+            </w:pPr>
+            <w:r>
+              <w:rPr>
+                <w:rFonts w:asciiTheme="minorHAnsi" w:hAnsiTheme="minorHAnsi" w:cstheme="minorHAnsi"/>
+                <w:b/>
+                <w:bCs/>
+                <w:color w:val="000000" w:themeColor="text1"/>
+              </w:rPr>
+              <w:t>OFF</w:t>
             </w:r>
           </w:p>
         </w:tc>
@@ -4016,13 +4509,21 @@
             <w:pPr>
               <w:spacing w:after="0" w:line="259" w:lineRule="auto"/>
               <w:ind w:left="0" w:firstLine="0"/>
-            </w:pPr>
-            <w:r>
-              <w:rPr>
-                <w:color w:val="648C60"/>
-                <w:u w:val="single" w:color="648C60"/>
-              </w:rPr>
-              <w:t>OPEN</w:t>
+              <w:rPr>
+                <w:rFonts w:asciiTheme="minorHAnsi" w:hAnsiTheme="minorHAnsi" w:cstheme="minorHAnsi"/>
+                <w:b/>
+                <w:bCs/>
+                <w:color w:val="000000" w:themeColor="text1"/>
+              </w:rPr>
+            </w:pPr>
+            <w:r>
+              <w:rPr>
+                <w:rFonts w:asciiTheme="minorHAnsi" w:hAnsiTheme="minorHAnsi" w:cstheme="minorHAnsi"/>
+                <w:b/>
+                <w:bCs/>
+                <w:color w:val="000000" w:themeColor="text1"/>
+              </w:rPr>
+              <w:t>ON</w:t>
             </w:r>
           </w:p>
         </w:tc>
@@ -4045,13 +4546,21 @@
             <w:pPr>
               <w:spacing w:after="0" w:line="259" w:lineRule="auto"/>
               <w:ind w:left="0" w:firstLine="0"/>
-            </w:pPr>
-            <w:r>
-              <w:rPr>
-                <w:color w:val="648C60"/>
-                <w:u w:val="single" w:color="648C60"/>
-              </w:rPr>
-              <w:t>OR</w:t>
+              <w:rPr>
+                <w:rFonts w:asciiTheme="minorHAnsi" w:hAnsiTheme="minorHAnsi" w:cstheme="minorHAnsi"/>
+                <w:b/>
+                <w:bCs/>
+                <w:color w:val="000000" w:themeColor="text1"/>
+              </w:rPr>
+            </w:pPr>
+            <w:r>
+              <w:rPr>
+                <w:rFonts w:asciiTheme="minorHAnsi" w:hAnsiTheme="minorHAnsi" w:cstheme="minorHAnsi"/>
+                <w:b/>
+                <w:bCs/>
+                <w:color w:val="000000" w:themeColor="text1"/>
+              </w:rPr>
+              <w:t>OPEN</w:t>
             </w:r>
           </w:p>
         </w:tc>
@@ -4069,13 +4578,21 @@
             <w:pPr>
               <w:spacing w:after="0" w:line="259" w:lineRule="auto"/>
               <w:ind w:left="0" w:firstLine="0"/>
-            </w:pPr>
-            <w:r>
-              <w:rPr>
-                <w:color w:val="648C60"/>
-                <w:u w:val="single" w:color="648C60"/>
-              </w:rPr>
-              <w:t>PATTERN</w:t>
+              <w:rPr>
+                <w:rFonts w:asciiTheme="minorHAnsi" w:hAnsiTheme="minorHAnsi" w:cstheme="minorHAnsi"/>
+                <w:b/>
+                <w:bCs/>
+                <w:color w:val="000000" w:themeColor="text1"/>
+              </w:rPr>
+            </w:pPr>
+            <w:r>
+              <w:rPr>
+                <w:rFonts w:asciiTheme="minorHAnsi" w:hAnsiTheme="minorHAnsi" w:cstheme="minorHAnsi"/>
+                <w:b/>
+                <w:bCs/>
+                <w:color w:val="000000" w:themeColor="text1"/>
+              </w:rPr>
+              <w:t>OR</w:t>
             </w:r>
           </w:p>
         </w:tc>
@@ -4093,13 +4610,21 @@
             <w:pPr>
               <w:spacing w:after="0" w:line="259" w:lineRule="auto"/>
               <w:ind w:left="46" w:firstLine="0"/>
-            </w:pPr>
-            <w:r>
-              <w:rPr>
-                <w:color w:val="648C60"/>
-                <w:u w:val="single" w:color="648C60"/>
-              </w:rPr>
-              <w:t>PEEK</w:t>
+              <w:rPr>
+                <w:rFonts w:asciiTheme="minorHAnsi" w:hAnsiTheme="minorHAnsi" w:cstheme="minorHAnsi"/>
+                <w:b/>
+                <w:bCs/>
+                <w:color w:val="000000" w:themeColor="text1"/>
+              </w:rPr>
+            </w:pPr>
+            <w:r>
+              <w:rPr>
+                <w:rFonts w:asciiTheme="minorHAnsi" w:hAnsiTheme="minorHAnsi" w:cstheme="minorHAnsi"/>
+                <w:b/>
+                <w:bCs/>
+                <w:color w:val="000000" w:themeColor="text1"/>
+              </w:rPr>
+              <w:t>PATTERN</w:t>
             </w:r>
           </w:p>
         </w:tc>
@@ -4117,13 +4642,21 @@
             <w:pPr>
               <w:spacing w:after="0" w:line="259" w:lineRule="auto"/>
               <w:ind w:left="0" w:firstLine="0"/>
-            </w:pPr>
-            <w:r>
-              <w:rPr>
-                <w:color w:val="648C60"/>
-                <w:u w:val="single" w:color="648C60"/>
-              </w:rPr>
-              <w:t>PI</w:t>
+              <w:rPr>
+                <w:rFonts w:asciiTheme="minorHAnsi" w:hAnsiTheme="minorHAnsi" w:cstheme="minorHAnsi"/>
+                <w:b/>
+                <w:bCs/>
+                <w:color w:val="000000" w:themeColor="text1"/>
+              </w:rPr>
+            </w:pPr>
+            <w:r>
+              <w:rPr>
+                <w:rFonts w:asciiTheme="minorHAnsi" w:hAnsiTheme="minorHAnsi" w:cstheme="minorHAnsi"/>
+                <w:b/>
+                <w:bCs/>
+                <w:color w:val="000000" w:themeColor="text1"/>
+              </w:rPr>
+              <w:t>PEEK</w:t>
             </w:r>
           </w:p>
         </w:tc>
@@ -4141,13 +4674,21 @@
             <w:pPr>
               <w:spacing w:after="0" w:line="259" w:lineRule="auto"/>
               <w:ind w:left="0" w:firstLine="0"/>
-            </w:pPr>
-            <w:r>
-              <w:rPr>
-                <w:color w:val="648C60"/>
-                <w:u w:val="single" w:color="648C60"/>
-              </w:rPr>
-              <w:t>PLOT</w:t>
+              <w:rPr>
+                <w:rFonts w:asciiTheme="minorHAnsi" w:hAnsiTheme="minorHAnsi" w:cstheme="minorHAnsi"/>
+                <w:b/>
+                <w:bCs/>
+                <w:color w:val="000000" w:themeColor="text1"/>
+              </w:rPr>
+            </w:pPr>
+            <w:r>
+              <w:rPr>
+                <w:rFonts w:asciiTheme="minorHAnsi" w:hAnsiTheme="minorHAnsi" w:cstheme="minorHAnsi"/>
+                <w:b/>
+                <w:bCs/>
+                <w:color w:val="000000" w:themeColor="text1"/>
+              </w:rPr>
+              <w:t>PI</w:t>
             </w:r>
           </w:p>
         </w:tc>
@@ -4165,13 +4706,21 @@
             <w:pPr>
               <w:spacing w:after="0" w:line="259" w:lineRule="auto"/>
               <w:ind w:left="0" w:firstLine="0"/>
-            </w:pPr>
-            <w:r>
-              <w:rPr>
-                <w:color w:val="648C60"/>
-                <w:u w:val="single" w:color="648C60"/>
-              </w:rPr>
-              <w:t>POKE</w:t>
+              <w:rPr>
+                <w:rFonts w:asciiTheme="minorHAnsi" w:hAnsiTheme="minorHAnsi" w:cstheme="minorHAnsi"/>
+                <w:b/>
+                <w:bCs/>
+                <w:color w:val="000000" w:themeColor="text1"/>
+              </w:rPr>
+            </w:pPr>
+            <w:r>
+              <w:rPr>
+                <w:rFonts w:asciiTheme="minorHAnsi" w:hAnsiTheme="minorHAnsi" w:cstheme="minorHAnsi"/>
+                <w:b/>
+                <w:bCs/>
+                <w:color w:val="000000" w:themeColor="text1"/>
+              </w:rPr>
+              <w:t>PLOT</w:t>
             </w:r>
           </w:p>
         </w:tc>
@@ -4195,16 +4744,20 @@
               <w:spacing w:after="0" w:line="259" w:lineRule="auto"/>
               <w:ind w:left="0" w:firstLine="0"/>
               <w:rPr>
-                <w:color w:val="648C60"/>
-                <w:u w:val="single" w:color="648C60"/>
-              </w:rPr>
-            </w:pPr>
-            <w:r>
-              <w:rPr>
-                <w:color w:val="648C60"/>
-                <w:u w:val="single" w:color="648C60"/>
-              </w:rPr>
-              <w:t>POS</w:t>
+                <w:rFonts w:asciiTheme="minorHAnsi" w:hAnsiTheme="minorHAnsi" w:cstheme="minorHAnsi"/>
+                <w:b/>
+                <w:bCs/>
+                <w:color w:val="000000" w:themeColor="text1"/>
+              </w:rPr>
+            </w:pPr>
+            <w:r>
+              <w:rPr>
+                <w:rFonts w:asciiTheme="minorHAnsi" w:hAnsiTheme="minorHAnsi" w:cstheme="minorHAnsi"/>
+                <w:b/>
+                <w:bCs/>
+                <w:color w:val="000000" w:themeColor="text1"/>
+              </w:rPr>
+              <w:t>POKE</w:t>
             </w:r>
           </w:p>
         </w:tc>
@@ -4223,16 +4776,20 @@
               <w:spacing w:after="0" w:line="259" w:lineRule="auto"/>
               <w:ind w:left="0" w:firstLine="0"/>
               <w:rPr>
-                <w:color w:val="648C60"/>
-                <w:u w:val="single" w:color="648C60"/>
-              </w:rPr>
-            </w:pPr>
-            <w:r>
-              <w:rPr>
-                <w:color w:val="648C60"/>
-                <w:u w:val="single" w:color="648C60"/>
-              </w:rPr>
-              <w:t>PRINT</w:t>
+                <w:rFonts w:asciiTheme="minorHAnsi" w:hAnsiTheme="minorHAnsi" w:cstheme="minorHAnsi"/>
+                <w:b/>
+                <w:bCs/>
+                <w:color w:val="000000" w:themeColor="text1"/>
+              </w:rPr>
+            </w:pPr>
+            <w:r>
+              <w:rPr>
+                <w:rFonts w:asciiTheme="minorHAnsi" w:hAnsiTheme="minorHAnsi" w:cstheme="minorHAnsi"/>
+                <w:b/>
+                <w:bCs/>
+                <w:color w:val="000000" w:themeColor="text1"/>
+              </w:rPr>
+              <w:t>POS</w:t>
             </w:r>
           </w:p>
         </w:tc>
@@ -4251,16 +4808,20 @@
               <w:spacing w:after="0" w:line="259" w:lineRule="auto"/>
               <w:ind w:left="46" w:firstLine="0"/>
               <w:rPr>
-                <w:color w:val="648C60"/>
-                <w:u w:val="single" w:color="648C60"/>
-              </w:rPr>
-            </w:pPr>
-            <w:r>
-              <w:rPr>
-                <w:color w:val="648C60"/>
-                <w:u w:val="single" w:color="648C60"/>
-              </w:rPr>
-              <w:t>READ</w:t>
+                <w:rFonts w:asciiTheme="minorHAnsi" w:hAnsiTheme="minorHAnsi" w:cstheme="minorHAnsi"/>
+                <w:b/>
+                <w:bCs/>
+                <w:color w:val="000000" w:themeColor="text1"/>
+              </w:rPr>
+            </w:pPr>
+            <w:r>
+              <w:rPr>
+                <w:rFonts w:asciiTheme="minorHAnsi" w:hAnsiTheme="minorHAnsi" w:cstheme="minorHAnsi"/>
+                <w:b/>
+                <w:bCs/>
+                <w:color w:val="000000" w:themeColor="text1"/>
+              </w:rPr>
+              <w:t>PRINT</w:t>
             </w:r>
           </w:p>
         </w:tc>
@@ -4279,16 +4840,20 @@
               <w:spacing w:after="0" w:line="259" w:lineRule="auto"/>
               <w:ind w:left="0" w:firstLine="0"/>
               <w:rPr>
-                <w:color w:val="648C60"/>
-                <w:u w:val="single" w:color="648C60"/>
-              </w:rPr>
-            </w:pPr>
-            <w:r>
-              <w:rPr>
-                <w:color w:val="648C60"/>
-                <w:u w:val="single" w:color="648C60"/>
-              </w:rPr>
-              <w:t>REM</w:t>
+                <w:rFonts w:asciiTheme="minorHAnsi" w:hAnsiTheme="minorHAnsi" w:cstheme="minorHAnsi"/>
+                <w:b/>
+                <w:bCs/>
+                <w:color w:val="000000" w:themeColor="text1"/>
+              </w:rPr>
+            </w:pPr>
+            <w:r>
+              <w:rPr>
+                <w:rFonts w:asciiTheme="minorHAnsi" w:hAnsiTheme="minorHAnsi" w:cstheme="minorHAnsi"/>
+                <w:b/>
+                <w:bCs/>
+                <w:color w:val="000000" w:themeColor="text1"/>
+              </w:rPr>
+              <w:t>READ</w:t>
             </w:r>
           </w:p>
         </w:tc>
@@ -4307,16 +4872,20 @@
               <w:spacing w:after="0" w:line="259" w:lineRule="auto"/>
               <w:ind w:left="0" w:firstLine="0"/>
               <w:rPr>
-                <w:color w:val="648C60"/>
-                <w:u w:val="single" w:color="648C60"/>
-              </w:rPr>
-            </w:pPr>
-            <w:r>
-              <w:rPr>
-                <w:color w:val="648C60"/>
-                <w:u w:val="single" w:color="648C60"/>
-              </w:rPr>
-              <w:t>RESTORE</w:t>
+                <w:rFonts w:asciiTheme="minorHAnsi" w:hAnsiTheme="minorHAnsi" w:cstheme="minorHAnsi"/>
+                <w:b/>
+                <w:bCs/>
+                <w:color w:val="000000" w:themeColor="text1"/>
+              </w:rPr>
+            </w:pPr>
+            <w:r>
+              <w:rPr>
+                <w:rFonts w:asciiTheme="minorHAnsi" w:hAnsiTheme="minorHAnsi" w:cstheme="minorHAnsi"/>
+                <w:b/>
+                <w:bCs/>
+                <w:color w:val="000000" w:themeColor="text1"/>
+              </w:rPr>
+              <w:t>REM</w:t>
             </w:r>
           </w:p>
         </w:tc>
@@ -4335,16 +4904,20 @@
               <w:spacing w:after="0" w:line="259" w:lineRule="auto"/>
               <w:ind w:left="0" w:firstLine="0"/>
               <w:rPr>
-                <w:color w:val="648C60"/>
-                <w:u w:val="single" w:color="648C60"/>
-              </w:rPr>
-            </w:pPr>
-            <w:r>
-              <w:rPr>
-                <w:color w:val="648C60"/>
-                <w:u w:val="single" w:color="648C60"/>
-              </w:rPr>
-              <w:t>RETURN</w:t>
+                <w:rFonts w:asciiTheme="minorHAnsi" w:hAnsiTheme="minorHAnsi" w:cstheme="minorHAnsi"/>
+                <w:b/>
+                <w:bCs/>
+                <w:color w:val="000000" w:themeColor="text1"/>
+              </w:rPr>
+            </w:pPr>
+            <w:r>
+              <w:rPr>
+                <w:rFonts w:asciiTheme="minorHAnsi" w:hAnsiTheme="minorHAnsi" w:cstheme="minorHAnsi"/>
+                <w:b/>
+                <w:bCs/>
+                <w:color w:val="000000" w:themeColor="text1"/>
+              </w:rPr>
+              <w:t>RESTORE</w:t>
             </w:r>
           </w:p>
         </w:tc>
@@ -4367,13 +4940,21 @@
             <w:pPr>
               <w:spacing w:after="0" w:line="259" w:lineRule="auto"/>
               <w:ind w:left="0" w:firstLine="0"/>
-            </w:pPr>
-            <w:r>
-              <w:rPr>
-                <w:color w:val="648C60"/>
-                <w:u w:val="single" w:color="648C60"/>
-              </w:rPr>
-              <w:t>RIGHT$</w:t>
+              <w:rPr>
+                <w:rFonts w:asciiTheme="minorHAnsi" w:hAnsiTheme="minorHAnsi" w:cstheme="minorHAnsi"/>
+                <w:b/>
+                <w:bCs/>
+                <w:color w:val="000000" w:themeColor="text1"/>
+              </w:rPr>
+            </w:pPr>
+            <w:r>
+              <w:rPr>
+                <w:rFonts w:asciiTheme="minorHAnsi" w:hAnsiTheme="minorHAnsi" w:cstheme="minorHAnsi"/>
+                <w:b/>
+                <w:bCs/>
+                <w:color w:val="000000" w:themeColor="text1"/>
+              </w:rPr>
+              <w:t>RETURN</w:t>
             </w:r>
           </w:p>
         </w:tc>
@@ -4391,19 +4972,21 @@
             <w:pPr>
               <w:spacing w:after="0" w:line="259" w:lineRule="auto"/>
               <w:ind w:left="0" w:firstLine="0"/>
-            </w:pPr>
-            <w:r>
-              <w:rPr>
-                <w:color w:val="648C60"/>
-                <w:u w:val="single" w:color="648C60"/>
-              </w:rPr>
-              <w:t>RND</w:t>
-            </w:r>
-            <w:r>
-              <w:rPr>
-                <w:sz w:val="2"/>
-              </w:rPr>
-              <w:t xml:space="preserve"> </w:t>
+              <w:rPr>
+                <w:rFonts w:asciiTheme="minorHAnsi" w:hAnsiTheme="minorHAnsi" w:cstheme="minorHAnsi"/>
+                <w:b/>
+                <w:bCs/>
+                <w:color w:val="000000" w:themeColor="text1"/>
+              </w:rPr>
+            </w:pPr>
+            <w:r>
+              <w:rPr>
+                <w:rFonts w:asciiTheme="minorHAnsi" w:hAnsiTheme="minorHAnsi" w:cstheme="minorHAnsi"/>
+                <w:b/>
+                <w:bCs/>
+                <w:color w:val="000000" w:themeColor="text1"/>
+              </w:rPr>
+              <w:t>RIGHT$</w:t>
             </w:r>
           </w:p>
         </w:tc>
@@ -4421,13 +5004,31 @@
             <w:pPr>
               <w:spacing w:after="0" w:line="259" w:lineRule="auto"/>
               <w:ind w:left="46" w:firstLine="0"/>
-            </w:pPr>
-            <w:r>
-              <w:rPr>
-                <w:color w:val="648C60"/>
-                <w:u w:val="single" w:color="648C60"/>
-              </w:rPr>
-              <w:t>RUN</w:t>
+              <w:rPr>
+                <w:rFonts w:asciiTheme="minorHAnsi" w:hAnsiTheme="minorHAnsi" w:cstheme="minorHAnsi"/>
+                <w:b/>
+                <w:bCs/>
+                <w:color w:val="000000" w:themeColor="text1"/>
+              </w:rPr>
+            </w:pPr>
+            <w:r>
+              <w:rPr>
+                <w:rFonts w:asciiTheme="minorHAnsi" w:hAnsiTheme="minorHAnsi" w:cstheme="minorHAnsi"/>
+                <w:b/>
+                <w:bCs/>
+                <w:color w:val="000000" w:themeColor="text1"/>
+              </w:rPr>
+              <w:t>RND</w:t>
+            </w:r>
+            <w:r>
+              <w:rPr>
+                <w:rFonts w:asciiTheme="minorHAnsi" w:hAnsiTheme="minorHAnsi" w:cstheme="minorHAnsi"/>
+                <w:b/>
+                <w:bCs/>
+                <w:color w:val="000000" w:themeColor="text1"/>
+                <w:sz w:val="2"/>
+              </w:rPr>
+              <w:t xml:space="preserve"> </w:t>
             </w:r>
           </w:p>
         </w:tc>
@@ -4445,13 +5046,21 @@
             <w:pPr>
               <w:spacing w:after="0" w:line="259" w:lineRule="auto"/>
               <w:ind w:left="0" w:firstLine="0"/>
-            </w:pPr>
-            <w:r>
-              <w:rPr>
-                <w:color w:val="648C60"/>
-                <w:u w:val="single" w:color="648C60"/>
-              </w:rPr>
-              <w:t>SADD</w:t>
+              <w:rPr>
+                <w:rFonts w:asciiTheme="minorHAnsi" w:hAnsiTheme="minorHAnsi" w:cstheme="minorHAnsi"/>
+                <w:b/>
+                <w:bCs/>
+                <w:color w:val="000000" w:themeColor="text1"/>
+              </w:rPr>
+            </w:pPr>
+            <w:r>
+              <w:rPr>
+                <w:rFonts w:asciiTheme="minorHAnsi" w:hAnsiTheme="minorHAnsi" w:cstheme="minorHAnsi"/>
+                <w:b/>
+                <w:bCs/>
+                <w:color w:val="000000" w:themeColor="text1"/>
+              </w:rPr>
+              <w:t>RUN</w:t>
             </w:r>
           </w:p>
         </w:tc>
@@ -4469,13 +5078,21 @@
             <w:pPr>
               <w:spacing w:after="0" w:line="259" w:lineRule="auto"/>
               <w:ind w:left="0" w:firstLine="0"/>
-            </w:pPr>
-            <w:r>
-              <w:rPr>
-                <w:color w:val="648C60"/>
-                <w:u w:val="single" w:color="648C60"/>
-              </w:rPr>
-              <w:t>SAVE</w:t>
+              <w:rPr>
+                <w:rFonts w:asciiTheme="minorHAnsi" w:hAnsiTheme="minorHAnsi" w:cstheme="minorHAnsi"/>
+                <w:b/>
+                <w:bCs/>
+                <w:color w:val="000000" w:themeColor="text1"/>
+              </w:rPr>
+            </w:pPr>
+            <w:r>
+              <w:rPr>
+                <w:rFonts w:asciiTheme="minorHAnsi" w:hAnsiTheme="minorHAnsi" w:cstheme="minorHAnsi"/>
+                <w:b/>
+                <w:bCs/>
+                <w:color w:val="000000" w:themeColor="text1"/>
+              </w:rPr>
+              <w:t>SADD</w:t>
             </w:r>
           </w:p>
         </w:tc>
@@ -4493,13 +5110,21 @@
             <w:pPr>
               <w:spacing w:after="0" w:line="259" w:lineRule="auto"/>
               <w:ind w:left="0" w:firstLine="0"/>
-            </w:pPr>
-            <w:r>
-              <w:rPr>
-                <w:color w:val="648C60"/>
-                <w:u w:val="single" w:color="648C60"/>
-              </w:rPr>
-              <w:t>SCNCLR</w:t>
+              <w:rPr>
+                <w:rFonts w:asciiTheme="minorHAnsi" w:hAnsiTheme="minorHAnsi" w:cstheme="minorHAnsi"/>
+                <w:b/>
+                <w:bCs/>
+                <w:color w:val="000000" w:themeColor="text1"/>
+              </w:rPr>
+            </w:pPr>
+            <w:r>
+              <w:rPr>
+                <w:rFonts w:asciiTheme="minorHAnsi" w:hAnsiTheme="minorHAnsi" w:cstheme="minorHAnsi"/>
+                <w:b/>
+                <w:bCs/>
+                <w:color w:val="000000" w:themeColor="text1"/>
+              </w:rPr>
+              <w:t>SAVE</w:t>
             </w:r>
           </w:p>
         </w:tc>
@@ -4522,13 +5147,21 @@
             <w:pPr>
               <w:spacing w:after="0" w:line="259" w:lineRule="auto"/>
               <w:ind w:left="0" w:firstLine="0"/>
-            </w:pPr>
-            <w:r>
-              <w:rPr>
-                <w:color w:val="648C60"/>
-                <w:u w:val="single" w:color="648C60"/>
-              </w:rPr>
-              <w:t>SCREEN</w:t>
+              <w:rPr>
+                <w:rFonts w:asciiTheme="minorHAnsi" w:hAnsiTheme="minorHAnsi" w:cstheme="minorHAnsi"/>
+                <w:b/>
+                <w:bCs/>
+                <w:color w:val="000000" w:themeColor="text1"/>
+              </w:rPr>
+            </w:pPr>
+            <w:r>
+              <w:rPr>
+                <w:rFonts w:asciiTheme="minorHAnsi" w:hAnsiTheme="minorHAnsi" w:cstheme="minorHAnsi"/>
+                <w:b/>
+                <w:bCs/>
+                <w:color w:val="000000" w:themeColor="text1"/>
+              </w:rPr>
+              <w:t>SCNCLR</w:t>
             </w:r>
           </w:p>
         </w:tc>
@@ -4546,13 +5179,21 @@
             <w:pPr>
               <w:spacing w:after="0" w:line="259" w:lineRule="auto"/>
               <w:ind w:left="0" w:firstLine="0"/>
-            </w:pPr>
-            <w:r>
-              <w:rPr>
-                <w:color w:val="648C60"/>
-                <w:u w:val="single" w:color="648C60"/>
-              </w:rPr>
-              <w:t>SECOND</w:t>
+              <w:rPr>
+                <w:rFonts w:asciiTheme="minorHAnsi" w:hAnsiTheme="minorHAnsi" w:cstheme="minorHAnsi"/>
+                <w:b/>
+                <w:bCs/>
+                <w:color w:val="000000" w:themeColor="text1"/>
+              </w:rPr>
+            </w:pPr>
+            <w:r>
+              <w:rPr>
+                <w:rFonts w:asciiTheme="minorHAnsi" w:hAnsiTheme="minorHAnsi" w:cstheme="minorHAnsi"/>
+                <w:b/>
+                <w:bCs/>
+                <w:color w:val="000000" w:themeColor="text1"/>
+              </w:rPr>
+              <w:t>SCREEN</w:t>
             </w:r>
           </w:p>
         </w:tc>
@@ -4570,13 +5211,21 @@
             <w:pPr>
               <w:spacing w:after="0" w:line="259" w:lineRule="auto"/>
               <w:ind w:left="46" w:firstLine="0"/>
-            </w:pPr>
-            <w:r>
-              <w:rPr>
-                <w:color w:val="648C60"/>
-                <w:u w:val="single" w:color="648C60"/>
-              </w:rPr>
-              <w:t>SGN</w:t>
+              <w:rPr>
+                <w:rFonts w:asciiTheme="minorHAnsi" w:hAnsiTheme="minorHAnsi" w:cstheme="minorHAnsi"/>
+                <w:b/>
+                <w:bCs/>
+                <w:color w:val="000000" w:themeColor="text1"/>
+              </w:rPr>
+            </w:pPr>
+            <w:r>
+              <w:rPr>
+                <w:rFonts w:asciiTheme="minorHAnsi" w:hAnsiTheme="minorHAnsi" w:cstheme="minorHAnsi"/>
+                <w:b/>
+                <w:bCs/>
+                <w:color w:val="000000" w:themeColor="text1"/>
+              </w:rPr>
+              <w:t>SECOND</w:t>
             </w:r>
           </w:p>
         </w:tc>
@@ -4594,19 +5243,21 @@
             <w:pPr>
               <w:spacing w:after="0" w:line="259" w:lineRule="auto"/>
               <w:ind w:left="0" w:firstLine="0"/>
-            </w:pPr>
-            <w:r>
-              <w:rPr>
-                <w:color w:val="648C60"/>
-                <w:u w:val="single" w:color="648C60"/>
-              </w:rPr>
-              <w:t>SIN</w:t>
-            </w:r>
-            <w:r>
-              <w:rPr>
-                <w:sz w:val="2"/>
-              </w:rPr>
-              <w:t xml:space="preserve"> </w:t>
+              <w:rPr>
+                <w:rFonts w:asciiTheme="minorHAnsi" w:hAnsiTheme="minorHAnsi" w:cstheme="minorHAnsi"/>
+                <w:b/>
+                <w:bCs/>
+                <w:color w:val="000000" w:themeColor="text1"/>
+              </w:rPr>
+            </w:pPr>
+            <w:r>
+              <w:rPr>
+                <w:rFonts w:asciiTheme="minorHAnsi" w:hAnsiTheme="minorHAnsi" w:cstheme="minorHAnsi"/>
+                <w:b/>
+                <w:bCs/>
+                <w:color w:val="000000" w:themeColor="text1"/>
+              </w:rPr>
+              <w:t>SGN</w:t>
             </w:r>
           </w:p>
         </w:tc>
@@ -4624,13 +5275,31 @@
             <w:pPr>
               <w:spacing w:after="0" w:line="259" w:lineRule="auto"/>
               <w:ind w:left="0" w:firstLine="0"/>
-            </w:pPr>
-            <w:r>
-              <w:rPr>
-                <w:color w:val="648C60"/>
-                <w:u w:val="single" w:color="648C60"/>
-              </w:rPr>
-              <w:t>SOUND</w:t>
+              <w:rPr>
+                <w:rFonts w:asciiTheme="minorHAnsi" w:hAnsiTheme="minorHAnsi" w:cstheme="minorHAnsi"/>
+                <w:b/>
+                <w:bCs/>
+                <w:color w:val="000000" w:themeColor="text1"/>
+              </w:rPr>
+            </w:pPr>
+            <w:r>
+              <w:rPr>
+                <w:rFonts w:asciiTheme="minorHAnsi" w:hAnsiTheme="minorHAnsi" w:cstheme="minorHAnsi"/>
+                <w:b/>
+                <w:bCs/>
+                <w:color w:val="000000" w:themeColor="text1"/>
+              </w:rPr>
+              <w:t>SIN</w:t>
+            </w:r>
+            <w:r>
+              <w:rPr>
+                <w:rFonts w:asciiTheme="minorHAnsi" w:hAnsiTheme="minorHAnsi" w:cstheme="minorHAnsi"/>
+                <w:b/>
+                <w:bCs/>
+                <w:color w:val="000000" w:themeColor="text1"/>
+                <w:sz w:val="2"/>
+              </w:rPr>
+              <w:t xml:space="preserve"> </w:t>
             </w:r>
           </w:p>
         </w:tc>
@@ -4648,13 +5317,21 @@
             <w:pPr>
               <w:spacing w:after="0" w:line="259" w:lineRule="auto"/>
               <w:ind w:left="0" w:firstLine="0"/>
-            </w:pPr>
-            <w:r>
-              <w:rPr>
-                <w:color w:val="648C60"/>
-                <w:u w:val="single" w:color="648C60"/>
-              </w:rPr>
-              <w:t>SPC</w:t>
+              <w:rPr>
+                <w:rFonts w:asciiTheme="minorHAnsi" w:hAnsiTheme="minorHAnsi" w:cstheme="minorHAnsi"/>
+                <w:b/>
+                <w:bCs/>
+                <w:color w:val="000000" w:themeColor="text1"/>
+              </w:rPr>
+            </w:pPr>
+            <w:r>
+              <w:rPr>
+                <w:rFonts w:asciiTheme="minorHAnsi" w:hAnsiTheme="minorHAnsi" w:cstheme="minorHAnsi"/>
+                <w:b/>
+                <w:bCs/>
+                <w:color w:val="000000" w:themeColor="text1"/>
+              </w:rPr>
+              <w:t>SOUND</w:t>
             </w:r>
           </w:p>
         </w:tc>
@@ -4677,9 +5354,21 @@
             <w:pPr>
               <w:spacing w:after="0" w:line="259" w:lineRule="auto"/>
               <w:ind w:left="0" w:firstLine="0"/>
-            </w:pPr>
-            <w:r>
-              <w:t>SPEEK</w:t>
+              <w:rPr>
+                <w:rFonts w:asciiTheme="minorHAnsi" w:hAnsiTheme="minorHAnsi" w:cstheme="minorHAnsi"/>
+                <w:b/>
+                <w:bCs/>
+                <w:color w:val="000000" w:themeColor="text1"/>
+              </w:rPr>
+            </w:pPr>
+            <w:r>
+              <w:rPr>
+                <w:rFonts w:asciiTheme="minorHAnsi" w:hAnsiTheme="minorHAnsi" w:cstheme="minorHAnsi"/>
+                <w:b/>
+                <w:bCs/>
+                <w:color w:val="000000" w:themeColor="text1"/>
+              </w:rPr>
+              <w:t>SPC</w:t>
             </w:r>
           </w:p>
         </w:tc>
@@ -4697,9 +5386,21 @@
             <w:pPr>
               <w:spacing w:after="0" w:line="259" w:lineRule="auto"/>
               <w:ind w:left="0" w:firstLine="0"/>
-            </w:pPr>
-            <w:r>
-              <w:t>SPOKE</w:t>
+              <w:rPr>
+                <w:rFonts w:asciiTheme="minorHAnsi" w:hAnsiTheme="minorHAnsi" w:cstheme="minorHAnsi"/>
+                <w:b/>
+                <w:bCs/>
+                <w:color w:val="000000" w:themeColor="text1"/>
+              </w:rPr>
+            </w:pPr>
+            <w:r>
+              <w:rPr>
+                <w:rFonts w:asciiTheme="minorHAnsi" w:hAnsiTheme="minorHAnsi" w:cstheme="minorHAnsi"/>
+                <w:b/>
+                <w:bCs/>
+                <w:color w:val="000000" w:themeColor="text1"/>
+              </w:rPr>
+              <w:t>SPEEK</w:t>
             </w:r>
           </w:p>
         </w:tc>
@@ -4717,13 +5418,21 @@
             <w:pPr>
               <w:spacing w:after="0" w:line="259" w:lineRule="auto"/>
               <w:ind w:left="46" w:firstLine="0"/>
-            </w:pPr>
-            <w:r>
-              <w:rPr>
-                <w:color w:val="648C60"/>
-                <w:u w:val="single" w:color="648C60"/>
-              </w:rPr>
-              <w:t>SQR</w:t>
+              <w:rPr>
+                <w:rFonts w:asciiTheme="minorHAnsi" w:hAnsiTheme="minorHAnsi" w:cstheme="minorHAnsi"/>
+                <w:b/>
+                <w:bCs/>
+                <w:color w:val="000000" w:themeColor="text1"/>
+              </w:rPr>
+            </w:pPr>
+            <w:r>
+              <w:rPr>
+                <w:rFonts w:asciiTheme="minorHAnsi" w:hAnsiTheme="minorHAnsi" w:cstheme="minorHAnsi"/>
+                <w:b/>
+                <w:bCs/>
+                <w:color w:val="000000" w:themeColor="text1"/>
+              </w:rPr>
+              <w:t>SPOKE</w:t>
             </w:r>
           </w:p>
         </w:tc>
@@ -4741,13 +5450,21 @@
             <w:pPr>
               <w:spacing w:after="0" w:line="259" w:lineRule="auto"/>
               <w:ind w:left="0" w:firstLine="0"/>
-            </w:pPr>
-            <w:r>
-              <w:rPr>
-                <w:color w:val="648C60"/>
-                <w:u w:val="single" w:color="648C60"/>
-              </w:rPr>
-              <w:t>STEP</w:t>
+              <w:rPr>
+                <w:rFonts w:asciiTheme="minorHAnsi" w:hAnsiTheme="minorHAnsi" w:cstheme="minorHAnsi"/>
+                <w:b/>
+                <w:bCs/>
+                <w:color w:val="000000" w:themeColor="text1"/>
+              </w:rPr>
+            </w:pPr>
+            <w:r>
+              <w:rPr>
+                <w:rFonts w:asciiTheme="minorHAnsi" w:hAnsiTheme="minorHAnsi" w:cstheme="minorHAnsi"/>
+                <w:b/>
+                <w:bCs/>
+                <w:color w:val="000000" w:themeColor="text1"/>
+              </w:rPr>
+              <w:t>SQR</w:t>
             </w:r>
           </w:p>
         </w:tc>
@@ -4765,13 +5482,21 @@
             <w:pPr>
               <w:spacing w:after="0" w:line="259" w:lineRule="auto"/>
               <w:ind w:left="0" w:firstLine="0"/>
-            </w:pPr>
-            <w:r>
-              <w:rPr>
-                <w:color w:val="648C60"/>
-                <w:u w:val="single" w:color="648C60"/>
-              </w:rPr>
-              <w:t>STOP</w:t>
+              <w:rPr>
+                <w:rFonts w:asciiTheme="minorHAnsi" w:hAnsiTheme="minorHAnsi" w:cstheme="minorHAnsi"/>
+                <w:b/>
+                <w:bCs/>
+                <w:color w:val="000000" w:themeColor="text1"/>
+              </w:rPr>
+            </w:pPr>
+            <w:r>
+              <w:rPr>
+                <w:rFonts w:asciiTheme="minorHAnsi" w:hAnsiTheme="minorHAnsi" w:cstheme="minorHAnsi"/>
+                <w:b/>
+                <w:bCs/>
+                <w:color w:val="000000" w:themeColor="text1"/>
+              </w:rPr>
+              <w:t>STEP</w:t>
             </w:r>
           </w:p>
         </w:tc>
@@ -4789,13 +5514,21 @@
             <w:pPr>
               <w:spacing w:after="0" w:line="259" w:lineRule="auto"/>
               <w:ind w:left="0" w:firstLine="0"/>
-            </w:pPr>
-            <w:r>
-              <w:rPr>
-                <w:color w:val="648C60"/>
-                <w:u w:val="single" w:color="648C60"/>
-              </w:rPr>
-              <w:t>STR$</w:t>
+              <w:rPr>
+                <w:rFonts w:asciiTheme="minorHAnsi" w:hAnsiTheme="minorHAnsi" w:cstheme="minorHAnsi"/>
+                <w:b/>
+                <w:bCs/>
+                <w:color w:val="000000" w:themeColor="text1"/>
+              </w:rPr>
+            </w:pPr>
+            <w:r>
+              <w:rPr>
+                <w:rFonts w:asciiTheme="minorHAnsi" w:hAnsiTheme="minorHAnsi" w:cstheme="minorHAnsi"/>
+                <w:b/>
+                <w:bCs/>
+                <w:color w:val="000000" w:themeColor="text1"/>
+              </w:rPr>
+              <w:t>STOP</w:t>
             </w:r>
           </w:p>
         </w:tc>
@@ -4818,13 +5551,21 @@
             <w:pPr>
               <w:spacing w:after="0" w:line="259" w:lineRule="auto"/>
               <w:ind w:left="0" w:firstLine="0"/>
-            </w:pPr>
-            <w:r>
-              <w:rPr>
-                <w:color w:val="648C60"/>
-                <w:u w:val="single" w:color="648C60"/>
-              </w:rPr>
-              <w:t>SWAP</w:t>
+              <w:rPr>
+                <w:rFonts w:asciiTheme="minorHAnsi" w:hAnsiTheme="minorHAnsi" w:cstheme="minorHAnsi"/>
+                <w:b/>
+                <w:bCs/>
+                <w:color w:val="000000" w:themeColor="text1"/>
+              </w:rPr>
+            </w:pPr>
+            <w:r>
+              <w:rPr>
+                <w:rFonts w:asciiTheme="minorHAnsi" w:hAnsiTheme="minorHAnsi" w:cstheme="minorHAnsi"/>
+                <w:b/>
+                <w:bCs/>
+                <w:color w:val="000000" w:themeColor="text1"/>
+              </w:rPr>
+              <w:t>STR$</w:t>
             </w:r>
           </w:p>
         </w:tc>
@@ -4843,16 +5584,20 @@
               <w:spacing w:after="0" w:line="259" w:lineRule="auto"/>
               <w:ind w:left="0" w:firstLine="0"/>
               <w:rPr>
-                <w:color w:val="648C60"/>
-                <w:u w:val="single" w:color="648C60"/>
-              </w:rPr>
-            </w:pPr>
-            <w:r>
-              <w:rPr>
-                <w:color w:val="648C60"/>
-                <w:u w:val="single" w:color="648C60"/>
-              </w:rPr>
-              <w:t>TAB</w:t>
+                <w:rFonts w:asciiTheme="minorHAnsi" w:hAnsiTheme="minorHAnsi" w:cstheme="minorHAnsi"/>
+                <w:b/>
+                <w:bCs/>
+                <w:color w:val="000000" w:themeColor="text1"/>
+              </w:rPr>
+            </w:pPr>
+            <w:r>
+              <w:rPr>
+                <w:rFonts w:asciiTheme="minorHAnsi" w:hAnsiTheme="minorHAnsi" w:cstheme="minorHAnsi"/>
+                <w:b/>
+                <w:bCs/>
+                <w:color w:val="000000" w:themeColor="text1"/>
+              </w:rPr>
+              <w:t>SWAP</w:t>
             </w:r>
           </w:p>
         </w:tc>
@@ -4871,16 +5616,20 @@
               <w:spacing w:after="0" w:line="259" w:lineRule="auto"/>
               <w:ind w:left="46" w:firstLine="0"/>
               <w:rPr>
-                <w:color w:val="648C60"/>
-                <w:u w:val="single" w:color="648C60"/>
-              </w:rPr>
-            </w:pPr>
-            <w:r>
-              <w:rPr>
-                <w:color w:val="648C60"/>
-                <w:u w:val="single" w:color="648C60"/>
-              </w:rPr>
-              <w:t>TAN</w:t>
+                <w:rFonts w:asciiTheme="minorHAnsi" w:hAnsiTheme="minorHAnsi" w:cstheme="minorHAnsi"/>
+                <w:b/>
+                <w:bCs/>
+                <w:color w:val="000000" w:themeColor="text1"/>
+              </w:rPr>
+            </w:pPr>
+            <w:r>
+              <w:rPr>
+                <w:rFonts w:asciiTheme="minorHAnsi" w:hAnsiTheme="minorHAnsi" w:cstheme="minorHAnsi"/>
+                <w:b/>
+                <w:bCs/>
+                <w:color w:val="000000" w:themeColor="text1"/>
+              </w:rPr>
+              <w:t>TAB</w:t>
             </w:r>
           </w:p>
         </w:tc>
@@ -4899,16 +5648,20 @@
               <w:spacing w:after="0" w:line="259" w:lineRule="auto"/>
               <w:ind w:left="0" w:firstLine="0"/>
               <w:rPr>
-                <w:color w:val="648C60"/>
-                <w:u w:val="single" w:color="648C60"/>
-              </w:rPr>
-            </w:pPr>
-            <w:r>
-              <w:rPr>
-                <w:color w:val="648C60"/>
-                <w:u w:val="single" w:color="648C60"/>
-              </w:rPr>
-              <w:t>THEN</w:t>
+                <w:rFonts w:asciiTheme="minorHAnsi" w:hAnsiTheme="minorHAnsi" w:cstheme="minorHAnsi"/>
+                <w:b/>
+                <w:bCs/>
+                <w:color w:val="000000" w:themeColor="text1"/>
+              </w:rPr>
+            </w:pPr>
+            <w:r>
+              <w:rPr>
+                <w:rFonts w:asciiTheme="minorHAnsi" w:hAnsiTheme="minorHAnsi" w:cstheme="minorHAnsi"/>
+                <w:b/>
+                <w:bCs/>
+                <w:color w:val="000000" w:themeColor="text1"/>
+              </w:rPr>
+              <w:t>TAN</w:t>
             </w:r>
           </w:p>
         </w:tc>
@@ -4927,16 +5680,20 @@
               <w:spacing w:after="0" w:line="259" w:lineRule="auto"/>
               <w:ind w:left="0" w:firstLine="0"/>
               <w:rPr>
-                <w:color w:val="648C60"/>
-                <w:u w:val="single" w:color="648C60"/>
-              </w:rPr>
-            </w:pPr>
-            <w:r>
-              <w:rPr>
-                <w:color w:val="648C60"/>
-                <w:u w:val="single" w:color="648C60"/>
-              </w:rPr>
-              <w:t>TO</w:t>
+                <w:rFonts w:asciiTheme="minorHAnsi" w:hAnsiTheme="minorHAnsi" w:cstheme="minorHAnsi"/>
+                <w:b/>
+                <w:bCs/>
+                <w:color w:val="000000" w:themeColor="text1"/>
+              </w:rPr>
+            </w:pPr>
+            <w:r>
+              <w:rPr>
+                <w:rFonts w:asciiTheme="minorHAnsi" w:hAnsiTheme="minorHAnsi" w:cstheme="minorHAnsi"/>
+                <w:b/>
+                <w:bCs/>
+                <w:color w:val="000000" w:themeColor="text1"/>
+              </w:rPr>
+              <w:t>THEN</w:t>
             </w:r>
           </w:p>
         </w:tc>
@@ -4955,16 +5712,20 @@
               <w:spacing w:after="0" w:line="259" w:lineRule="auto"/>
               <w:ind w:left="0" w:firstLine="0"/>
               <w:rPr>
-                <w:color w:val="648C60"/>
-                <w:u w:val="single" w:color="648C60"/>
-              </w:rPr>
-            </w:pPr>
-            <w:r>
-              <w:rPr>
-                <w:color w:val="648C60"/>
-                <w:u w:val="single" w:color="648C60"/>
-              </w:rPr>
-              <w:t>UCASE$</w:t>
+                <w:rFonts w:asciiTheme="minorHAnsi" w:hAnsiTheme="minorHAnsi" w:cstheme="minorHAnsi"/>
+                <w:b/>
+                <w:bCs/>
+                <w:color w:val="000000" w:themeColor="text1"/>
+              </w:rPr>
+            </w:pPr>
+            <w:r>
+              <w:rPr>
+                <w:rFonts w:asciiTheme="minorHAnsi" w:hAnsiTheme="minorHAnsi" w:cstheme="minorHAnsi"/>
+                <w:b/>
+                <w:bCs/>
+                <w:color w:val="000000" w:themeColor="text1"/>
+              </w:rPr>
+              <w:t>TO</w:t>
             </w:r>
           </w:p>
         </w:tc>
@@ -4988,16 +5749,20 @@
               <w:spacing w:after="0" w:line="259" w:lineRule="auto"/>
               <w:ind w:left="0" w:firstLine="0"/>
               <w:rPr>
-                <w:color w:val="648C60"/>
-                <w:u w:val="single" w:color="648C60"/>
-              </w:rPr>
-            </w:pPr>
-            <w:r>
-              <w:rPr>
-                <w:color w:val="648C60"/>
-                <w:u w:val="single" w:color="648C60"/>
-              </w:rPr>
-              <w:t>UNTIL</w:t>
+                <w:rFonts w:asciiTheme="minorHAnsi" w:hAnsiTheme="minorHAnsi" w:cstheme="minorHAnsi"/>
+                <w:b/>
+                <w:bCs/>
+                <w:color w:val="000000" w:themeColor="text1"/>
+              </w:rPr>
+            </w:pPr>
+            <w:r>
+              <w:rPr>
+                <w:rFonts w:asciiTheme="minorHAnsi" w:hAnsiTheme="minorHAnsi" w:cstheme="minorHAnsi"/>
+                <w:b/>
+                <w:bCs/>
+                <w:color w:val="000000" w:themeColor="text1"/>
+              </w:rPr>
+              <w:t>UCASE$</w:t>
             </w:r>
           </w:p>
         </w:tc>
@@ -5016,16 +5781,20 @@
               <w:spacing w:after="0" w:line="259" w:lineRule="auto"/>
               <w:ind w:left="0" w:firstLine="0"/>
               <w:rPr>
-                <w:color w:val="648C60"/>
-                <w:u w:val="single" w:color="648C60"/>
-              </w:rPr>
-            </w:pPr>
-            <w:r>
-              <w:rPr>
-                <w:color w:val="648C60"/>
-                <w:u w:val="single" w:color="648C60"/>
-              </w:rPr>
-              <w:t>USR</w:t>
+                <w:rFonts w:asciiTheme="minorHAnsi" w:hAnsiTheme="minorHAnsi" w:cstheme="minorHAnsi"/>
+                <w:b/>
+                <w:bCs/>
+                <w:color w:val="000000" w:themeColor="text1"/>
+              </w:rPr>
+            </w:pPr>
+            <w:r>
+              <w:rPr>
+                <w:rFonts w:asciiTheme="minorHAnsi" w:hAnsiTheme="minorHAnsi" w:cstheme="minorHAnsi"/>
+                <w:b/>
+                <w:bCs/>
+                <w:color w:val="000000" w:themeColor="text1"/>
+              </w:rPr>
+              <w:t>UNTIL</w:t>
             </w:r>
           </w:p>
         </w:tc>
@@ -5044,16 +5813,20 @@
               <w:spacing w:after="0" w:line="259" w:lineRule="auto"/>
               <w:ind w:left="46" w:firstLine="0"/>
               <w:rPr>
-                <w:color w:val="648C60"/>
-                <w:u w:val="single" w:color="648C60"/>
-              </w:rPr>
-            </w:pPr>
-            <w:r>
-              <w:rPr>
-                <w:color w:val="648C60"/>
-                <w:u w:val="single" w:color="648C60"/>
-              </w:rPr>
-              <w:t>VAL</w:t>
+                <w:rFonts w:asciiTheme="minorHAnsi" w:hAnsiTheme="minorHAnsi" w:cstheme="minorHAnsi"/>
+                <w:b/>
+                <w:bCs/>
+                <w:color w:val="000000" w:themeColor="text1"/>
+              </w:rPr>
+            </w:pPr>
+            <w:r>
+              <w:rPr>
+                <w:rFonts w:asciiTheme="minorHAnsi" w:hAnsiTheme="minorHAnsi" w:cstheme="minorHAnsi"/>
+                <w:b/>
+                <w:bCs/>
+                <w:color w:val="000000" w:themeColor="text1"/>
+              </w:rPr>
+              <w:t>USR</w:t>
             </w:r>
           </w:p>
         </w:tc>
@@ -5072,16 +5845,20 @@
               <w:spacing w:after="0" w:line="259" w:lineRule="auto"/>
               <w:ind w:left="0" w:firstLine="0"/>
               <w:rPr>
-                <w:color w:val="648C60"/>
-                <w:u w:val="single" w:color="648C60"/>
-              </w:rPr>
-            </w:pPr>
-            <w:r>
-              <w:rPr>
-                <w:color w:val="648C60"/>
-                <w:u w:val="single" w:color="648C60"/>
-              </w:rPr>
-              <w:t>VARPTR</w:t>
+                <w:rFonts w:asciiTheme="minorHAnsi" w:hAnsiTheme="minorHAnsi" w:cstheme="minorHAnsi"/>
+                <w:b/>
+                <w:bCs/>
+                <w:color w:val="000000" w:themeColor="text1"/>
+              </w:rPr>
+            </w:pPr>
+            <w:r>
+              <w:rPr>
+                <w:rFonts w:asciiTheme="minorHAnsi" w:hAnsiTheme="minorHAnsi" w:cstheme="minorHAnsi"/>
+                <w:b/>
+                <w:bCs/>
+                <w:color w:val="000000" w:themeColor="text1"/>
+              </w:rPr>
+              <w:t>VAL</w:t>
             </w:r>
           </w:p>
         </w:tc>
@@ -5100,16 +5877,20 @@
               <w:spacing w:after="0" w:line="259" w:lineRule="auto"/>
               <w:ind w:left="0" w:firstLine="0"/>
               <w:rPr>
-                <w:color w:val="648C60"/>
-                <w:u w:val="single" w:color="648C60"/>
-              </w:rPr>
-            </w:pPr>
-            <w:r>
-              <w:rPr>
-                <w:color w:val="648C60"/>
-                <w:u w:val="single" w:color="648C60"/>
-              </w:rPr>
-              <w:t>WAIT</w:t>
+                <w:rFonts w:asciiTheme="minorHAnsi" w:hAnsiTheme="minorHAnsi" w:cstheme="minorHAnsi"/>
+                <w:b/>
+                <w:bCs/>
+                <w:color w:val="000000" w:themeColor="text1"/>
+              </w:rPr>
+            </w:pPr>
+            <w:r>
+              <w:rPr>
+                <w:rFonts w:asciiTheme="minorHAnsi" w:hAnsiTheme="minorHAnsi" w:cstheme="minorHAnsi"/>
+                <w:b/>
+                <w:bCs/>
+                <w:color w:val="000000" w:themeColor="text1"/>
+              </w:rPr>
+              <w:t>VARPTR</w:t>
             </w:r>
           </w:p>
         </w:tc>
@@ -5128,16 +5909,20 @@
               <w:spacing w:after="0" w:line="259" w:lineRule="auto"/>
               <w:ind w:left="0" w:firstLine="0"/>
               <w:rPr>
-                <w:color w:val="648C60"/>
-                <w:u w:val="single" w:color="648C60"/>
-              </w:rPr>
-            </w:pPr>
-            <w:r>
-              <w:rPr>
-                <w:color w:val="648C60"/>
-                <w:u w:val="single" w:color="648C60"/>
-              </w:rPr>
-              <w:t>WHILE</w:t>
+                <w:rFonts w:asciiTheme="minorHAnsi" w:hAnsiTheme="minorHAnsi" w:cstheme="minorHAnsi"/>
+                <w:b/>
+                <w:bCs/>
+                <w:color w:val="000000" w:themeColor="text1"/>
+              </w:rPr>
+            </w:pPr>
+            <w:r>
+              <w:rPr>
+                <w:rFonts w:asciiTheme="minorHAnsi" w:hAnsiTheme="minorHAnsi" w:cstheme="minorHAnsi"/>
+                <w:b/>
+                <w:bCs/>
+                <w:color w:val="000000" w:themeColor="text1"/>
+              </w:rPr>
+              <w:t>WAIT</w:t>
             </w:r>
           </w:p>
         </w:tc>
@@ -5160,13 +5945,21 @@
             <w:pPr>
               <w:spacing w:after="0" w:line="259" w:lineRule="auto"/>
               <w:ind w:left="0" w:firstLine="0"/>
-            </w:pPr>
-            <w:r>
-              <w:rPr>
-                <w:color w:val="648C60"/>
-                <w:u w:val="single" w:color="648C60"/>
-              </w:rPr>
-              <w:t>WIDTH</w:t>
+              <w:rPr>
+                <w:rFonts w:asciiTheme="minorHAnsi" w:hAnsiTheme="minorHAnsi" w:cstheme="minorHAnsi"/>
+                <w:b/>
+                <w:bCs/>
+                <w:color w:val="000000" w:themeColor="text1"/>
+              </w:rPr>
+            </w:pPr>
+            <w:r>
+              <w:rPr>
+                <w:rFonts w:asciiTheme="minorHAnsi" w:hAnsiTheme="minorHAnsi" w:cstheme="minorHAnsi"/>
+                <w:b/>
+                <w:bCs/>
+                <w:color w:val="000000" w:themeColor="text1"/>
+              </w:rPr>
+              <w:t>WHILE</w:t>
             </w:r>
           </w:p>
         </w:tc>
@@ -5184,13 +5977,21 @@
             <w:pPr>
               <w:spacing w:after="0" w:line="259" w:lineRule="auto"/>
               <w:ind w:left="0" w:firstLine="0"/>
-            </w:pPr>
-            <w:r>
-              <w:rPr>
-                <w:color w:val="648C60"/>
-                <w:u w:val="single" w:color="648C60"/>
-              </w:rPr>
-              <w:t>YEAR</w:t>
+              <w:rPr>
+                <w:rFonts w:asciiTheme="minorHAnsi" w:hAnsiTheme="minorHAnsi" w:cstheme="minorHAnsi"/>
+                <w:b/>
+                <w:bCs/>
+                <w:color w:val="000000" w:themeColor="text1"/>
+              </w:rPr>
+            </w:pPr>
+            <w:r>
+              <w:rPr>
+                <w:rFonts w:asciiTheme="minorHAnsi" w:hAnsiTheme="minorHAnsi" w:cstheme="minorHAnsi"/>
+                <w:b/>
+                <w:bCs/>
+                <w:color w:val="000000" w:themeColor="text1"/>
+              </w:rPr>
+              <w:t>WIDTH</w:t>
             </w:r>
           </w:p>
         </w:tc>
@@ -5208,13 +6009,21 @@
             <w:pPr>
               <w:spacing w:after="0" w:line="259" w:lineRule="auto"/>
               <w:ind w:left="46" w:firstLine="0"/>
-            </w:pPr>
-            <w:r>
-              <w:rPr>
-                <w:color w:val="648C60"/>
-                <w:u w:val="single" w:color="648C60"/>
-              </w:rPr>
-              <w:t>*</w:t>
+              <w:rPr>
+                <w:rFonts w:asciiTheme="minorHAnsi" w:hAnsiTheme="minorHAnsi" w:cstheme="minorHAnsi"/>
+                <w:b/>
+                <w:bCs/>
+                <w:color w:val="000000" w:themeColor="text1"/>
+              </w:rPr>
+            </w:pPr>
+            <w:r>
+              <w:rPr>
+                <w:rFonts w:asciiTheme="minorHAnsi" w:hAnsiTheme="minorHAnsi" w:cstheme="minorHAnsi"/>
+                <w:b/>
+                <w:bCs/>
+                <w:color w:val="000000" w:themeColor="text1"/>
+              </w:rPr>
+              <w:t>YEAR</w:t>
             </w:r>
           </w:p>
         </w:tc>
@@ -5232,13 +6041,21 @@
             <w:pPr>
               <w:spacing w:after="0" w:line="259" w:lineRule="auto"/>
               <w:ind w:left="0" w:firstLine="0"/>
-            </w:pPr>
-            <w:r>
-              <w:rPr>
-                <w:color w:val="648C60"/>
-                <w:u w:val="single" w:color="648C60"/>
-              </w:rPr>
-              <w:t>+</w:t>
+              <w:rPr>
+                <w:rFonts w:asciiTheme="minorHAnsi" w:hAnsiTheme="minorHAnsi" w:cstheme="minorHAnsi"/>
+                <w:b/>
+                <w:bCs/>
+                <w:color w:val="000000" w:themeColor="text1"/>
+              </w:rPr>
+            </w:pPr>
+            <w:r>
+              <w:rPr>
+                <w:rFonts w:asciiTheme="minorHAnsi" w:hAnsiTheme="minorHAnsi" w:cstheme="minorHAnsi"/>
+                <w:b/>
+                <w:bCs/>
+                <w:color w:val="000000" w:themeColor="text1"/>
+              </w:rPr>
+              <w:t>*</w:t>
             </w:r>
           </w:p>
         </w:tc>
@@ -5256,13 +6073,21 @@
             <w:pPr>
               <w:spacing w:after="0" w:line="259" w:lineRule="auto"/>
               <w:ind w:left="0" w:firstLine="0"/>
-            </w:pPr>
-            <w:r>
-              <w:rPr>
-                <w:color w:val="648C60"/>
-                <w:u w:val="single" w:color="648C60"/>
-              </w:rPr>
-              <w:t>-</w:t>
+              <w:rPr>
+                <w:rFonts w:asciiTheme="minorHAnsi" w:hAnsiTheme="minorHAnsi" w:cstheme="minorHAnsi"/>
+                <w:b/>
+                <w:bCs/>
+                <w:color w:val="000000" w:themeColor="text1"/>
+              </w:rPr>
+            </w:pPr>
+            <w:r>
+              <w:rPr>
+                <w:rFonts w:asciiTheme="minorHAnsi" w:hAnsiTheme="minorHAnsi" w:cstheme="minorHAnsi"/>
+                <w:b/>
+                <w:bCs/>
+                <w:color w:val="000000" w:themeColor="text1"/>
+              </w:rPr>
+              <w:t>+</w:t>
             </w:r>
           </w:p>
         </w:tc>
@@ -5280,13 +6105,21 @@
             <w:pPr>
               <w:spacing w:after="0" w:line="259" w:lineRule="auto"/>
               <w:ind w:left="0" w:firstLine="0"/>
-            </w:pPr>
-            <w:r>
-              <w:rPr>
-                <w:color w:val="648C60"/>
-                <w:u w:val="single" w:color="648C60"/>
-              </w:rPr>
-              <w:t>/</w:t>
+              <w:rPr>
+                <w:rFonts w:asciiTheme="minorHAnsi" w:hAnsiTheme="minorHAnsi" w:cstheme="minorHAnsi"/>
+                <w:b/>
+                <w:bCs/>
+                <w:color w:val="000000" w:themeColor="text1"/>
+              </w:rPr>
+            </w:pPr>
+            <w:r>
+              <w:rPr>
+                <w:rFonts w:asciiTheme="minorHAnsi" w:hAnsiTheme="minorHAnsi" w:cstheme="minorHAnsi"/>
+                <w:b/>
+                <w:bCs/>
+                <w:color w:val="000000" w:themeColor="text1"/>
+              </w:rPr>
+              <w:t>-</w:t>
             </w:r>
           </w:p>
         </w:tc>
@@ -5309,13 +6142,21 @@
             <w:pPr>
               <w:spacing w:after="0" w:line="259" w:lineRule="auto"/>
               <w:ind w:left="0" w:firstLine="0"/>
-            </w:pPr>
-            <w:r>
-              <w:rPr>
-                <w:color w:val="648C60"/>
-                <w:u w:val="single" w:color="648C60"/>
-              </w:rPr>
-              <w:t>&lt;&lt;</w:t>
+              <w:rPr>
+                <w:rFonts w:asciiTheme="minorHAnsi" w:hAnsiTheme="minorHAnsi" w:cstheme="minorHAnsi"/>
+                <w:b/>
+                <w:bCs/>
+                <w:color w:val="000000" w:themeColor="text1"/>
+              </w:rPr>
+            </w:pPr>
+            <w:r>
+              <w:rPr>
+                <w:rFonts w:asciiTheme="minorHAnsi" w:hAnsiTheme="minorHAnsi" w:cstheme="minorHAnsi"/>
+                <w:b/>
+                <w:bCs/>
+                <w:color w:val="000000" w:themeColor="text1"/>
+              </w:rPr>
+              <w:t>/</w:t>
             </w:r>
           </w:p>
         </w:tc>
@@ -5333,13 +6174,21 @@
             <w:pPr>
               <w:spacing w:after="0" w:line="259" w:lineRule="auto"/>
               <w:ind w:left="0" w:firstLine="0"/>
-            </w:pPr>
-            <w:r>
-              <w:rPr>
-                <w:color w:val="648C60"/>
-                <w:u w:val="single" w:color="648C60"/>
-              </w:rPr>
-              <w:t>=</w:t>
+              <w:rPr>
+                <w:rFonts w:asciiTheme="minorHAnsi" w:hAnsiTheme="minorHAnsi" w:cstheme="minorHAnsi"/>
+                <w:b/>
+                <w:bCs/>
+                <w:color w:val="000000" w:themeColor="text1"/>
+              </w:rPr>
+            </w:pPr>
+            <w:r>
+              <w:rPr>
+                <w:rFonts w:asciiTheme="minorHAnsi" w:hAnsiTheme="minorHAnsi" w:cstheme="minorHAnsi"/>
+                <w:b/>
+                <w:bCs/>
+                <w:color w:val="000000" w:themeColor="text1"/>
+              </w:rPr>
+              <w:t>&lt;&lt;</w:t>
             </w:r>
           </w:p>
         </w:tc>
@@ -5357,13 +6206,21 @@
             <w:pPr>
               <w:spacing w:after="0" w:line="259" w:lineRule="auto"/>
               <w:ind w:left="46" w:firstLine="0"/>
-            </w:pPr>
-            <w:r>
-              <w:rPr>
-                <w:color w:val="648C60"/>
-                <w:u w:val="single" w:color="648C60"/>
-              </w:rPr>
-              <w:t>&gt;&gt;</w:t>
+              <w:rPr>
+                <w:rFonts w:asciiTheme="minorHAnsi" w:hAnsiTheme="minorHAnsi" w:cstheme="minorHAnsi"/>
+                <w:b/>
+                <w:bCs/>
+                <w:color w:val="000000" w:themeColor="text1"/>
+              </w:rPr>
+            </w:pPr>
+            <w:r>
+              <w:rPr>
+                <w:rFonts w:asciiTheme="minorHAnsi" w:hAnsiTheme="minorHAnsi" w:cstheme="minorHAnsi"/>
+                <w:b/>
+                <w:bCs/>
+                <w:color w:val="000000" w:themeColor="text1"/>
+              </w:rPr>
+              <w:t>=</w:t>
             </w:r>
           </w:p>
         </w:tc>
@@ -5381,13 +6238,21 @@
             <w:pPr>
               <w:spacing w:after="0" w:line="259" w:lineRule="auto"/>
               <w:ind w:left="0" w:firstLine="0"/>
-            </w:pPr>
-            <w:r>
-              <w:rPr>
-                <w:color w:val="648C60"/>
-                <w:u w:val="single" w:color="648C60"/>
-              </w:rPr>
-              <w:t>&lt;</w:t>
+              <w:rPr>
+                <w:rFonts w:asciiTheme="minorHAnsi" w:hAnsiTheme="minorHAnsi" w:cstheme="minorHAnsi"/>
+                <w:b/>
+                <w:bCs/>
+                <w:color w:val="000000" w:themeColor="text1"/>
+              </w:rPr>
+            </w:pPr>
+            <w:r>
+              <w:rPr>
+                <w:rFonts w:asciiTheme="minorHAnsi" w:hAnsiTheme="minorHAnsi" w:cstheme="minorHAnsi"/>
+                <w:b/>
+                <w:bCs/>
+                <w:color w:val="000000" w:themeColor="text1"/>
+              </w:rPr>
+              <w:t>&gt;&gt;</w:t>
             </w:r>
           </w:p>
         </w:tc>
@@ -5405,13 +6270,21 @@
             <w:pPr>
               <w:spacing w:after="0" w:line="259" w:lineRule="auto"/>
               <w:ind w:left="0" w:firstLine="0"/>
-            </w:pPr>
-            <w:r>
-              <w:rPr>
-                <w:color w:val="648C60"/>
-                <w:u w:val="single" w:color="648C60"/>
-              </w:rPr>
-              <w:t>&gt;</w:t>
+              <w:rPr>
+                <w:rFonts w:asciiTheme="minorHAnsi" w:hAnsiTheme="minorHAnsi" w:cstheme="minorHAnsi"/>
+                <w:b/>
+                <w:bCs/>
+                <w:color w:val="000000" w:themeColor="text1"/>
+              </w:rPr>
+            </w:pPr>
+            <w:r>
+              <w:rPr>
+                <w:rFonts w:asciiTheme="minorHAnsi" w:hAnsiTheme="minorHAnsi" w:cstheme="minorHAnsi"/>
+                <w:b/>
+                <w:bCs/>
+                <w:color w:val="000000" w:themeColor="text1"/>
+              </w:rPr>
+              <w:t>&lt;</w:t>
             </w:r>
           </w:p>
         </w:tc>
@@ -5429,7 +6302,22 @@
             <w:pPr>
               <w:spacing w:after="0" w:line="259" w:lineRule="auto"/>
               <w:ind w:left="0" w:firstLine="0"/>
-            </w:pPr>
+              <w:rPr>
+                <w:rFonts w:asciiTheme="minorHAnsi" w:hAnsiTheme="minorHAnsi" w:cstheme="minorHAnsi"/>
+                <w:b/>
+                <w:bCs/>
+                <w:color w:val="000000" w:themeColor="text1"/>
+              </w:rPr>
+            </w:pPr>
+            <w:r>
+              <w:rPr>
+                <w:rFonts w:asciiTheme="minorHAnsi" w:hAnsiTheme="minorHAnsi" w:cstheme="minorHAnsi"/>
+                <w:b/>
+                <w:bCs/>
+                <w:color w:val="000000" w:themeColor="text1"/>
+              </w:rPr>
+              <w:t>&gt;</w:t>
+            </w:r>
           </w:p>
         </w:tc>
       </w:tr>
@@ -6935,10 +7823,7 @@
         <w:ind w:left="0"/>
       </w:pPr>
       <w:r>
-        <w:t>FILEREAD</w:t>
-      </w:r>
-      <w:r>
-        <w:t xml:space="preserve"> &lt;</w:t>
+        <w:t>FILEREAD &lt;</w:t>
       </w:r>
       <w:r>
         <w:t xml:space="preserve">file </w:t>
@@ -6948,13 +7833,7 @@
       </w:r>
       <w:proofErr w:type="gramStart"/>
       <w:r>
-        <w:t>&gt;</w:t>
-      </w:r>
-      <w:r>
-        <w:t>,</w:t>
-      </w:r>
-      <w:r>
-        <w:t>&lt;</w:t>
+        <w:t>&gt;,&lt;</w:t>
       </w:r>
       <w:proofErr w:type="gramEnd"/>
       <w:r>
@@ -6999,20 +7878,11 @@
         <w:ind w:left="0"/>
       </w:pPr>
       <w:r>
-        <w:t>FILEWRITE</w:t>
-      </w:r>
-      <w:r>
-        <w:t xml:space="preserve"> &lt;var$</w:t>
+        <w:t>FILEWRITE &lt;var$</w:t>
       </w:r>
       <w:proofErr w:type="gramStart"/>
       <w:r>
-        <w:t>&gt;</w:t>
-      </w:r>
-      <w:r>
-        <w:t>,</w:t>
-      </w:r>
-      <w:r>
-        <w:t>&lt;</w:t>
+        <w:t>&gt;,&lt;</w:t>
       </w:r>
       <w:proofErr w:type="gramEnd"/>
       <w:r>
@@ -7031,22 +7901,7 @@
         <w:ind w:left="0" w:right="13"/>
       </w:pPr>
       <w:r>
-        <w:t>Write</w:t>
-      </w:r>
-      <w:r>
-        <w:t xml:space="preserve"> data </w:t>
-      </w:r>
-      <w:r>
-        <w:t xml:space="preserve">to a </w:t>
-      </w:r>
-      <w:r>
-        <w:t xml:space="preserve">file represented by File$.  Data will always be </w:t>
-      </w:r>
-      <w:r>
-        <w:t>written</w:t>
-      </w:r>
-      <w:r>
-        <w:t xml:space="preserve"> as a </w:t>
+        <w:t xml:space="preserve">Write data to a file represented by File$.  Data will always be written as a </w:t>
       </w:r>
       <w:proofErr w:type="gramStart"/>
       <w:r>
@@ -7066,16 +7921,7 @@
         </w:rPr>
       </w:pPr>
       <w:r>
-        <w:t>FIL</w:t>
-      </w:r>
-      <w:r>
-        <w:t>TER</w:t>
-      </w:r>
-      <w:r>
-        <w:t xml:space="preserve"> &lt;</w:t>
-      </w:r>
-      <w:r>
-        <w:t>b</w:t>
+        <w:t>FILTER &lt;b</w:t>
       </w:r>
       <w:proofErr w:type="gramStart"/>
       <w:r>
@@ -7083,10 +7929,7 @@
       </w:r>
       <w:proofErr w:type="gramEnd"/>
       <w:r>
-        <w:t>b</w:t>
-      </w:r>
-      <w:r>
-        <w:t>&gt;</w:t>
+        <w:t>b&gt;</w:t>
       </w:r>
       <w:r>
         <w:rPr>
@@ -7674,10 +8517,7 @@
         <w:ind w:left="0" w:right="13"/>
       </w:pPr>
       <w:r>
-        <w:t>Return to DOS/65.</w:t>
-      </w:r>
-      <w:r>
-        <w:t xml:space="preserve"> </w:t>
+        <w:t xml:space="preserve">Return to DOS/65. </w:t>
       </w:r>
     </w:p>
     <w:p>
@@ -7812,28 +8652,83 @@
     </w:p>
     <w:p>
       <w:pPr>
-        <w:pStyle w:val="Heading4"/>
+        <w:spacing w:after="253" w:line="259" w:lineRule="auto"/>
         <w:ind w:left="0"/>
-      </w:pPr>
-      <w:r>
-        <w:t>L</w:t>
-      </w:r>
-      <w:r>
-        <w:t>LIST [n</w:t>
+        <w:rPr>
+          <w:b/>
+          <w:bCs/>
+        </w:rPr>
+      </w:pPr>
+      <w:r>
+        <w:rPr>
+          <w:b/>
+          <w:bCs/>
+        </w:rPr>
+        <w:t>LINE &lt;X</w:t>
       </w:r>
       <w:proofErr w:type="gramStart"/>
       <w:r>
-        <w:t>1][</w:t>
+        <w:rPr>
+          <w:b/>
+          <w:bCs/>
+        </w:rPr>
+        <w:t>&gt;,&lt;</w:t>
       </w:r>
       <w:proofErr w:type="gramEnd"/>
       <w:r>
-        <w:t>-n2]</w:t>
-      </w:r>
-      <w:r>
-        <w:rPr>
-          <w:b w:val="0"/>
-        </w:rPr>
-        <w:t xml:space="preserve">  </w:t>
+        <w:rPr>
+          <w:b/>
+          <w:bCs/>
+        </w:rPr>
+        <w:t>Y</w:t>
+      </w:r>
+      <w:proofErr w:type="gramStart"/>
+      <w:r>
+        <w:rPr>
+          <w:b/>
+          <w:bCs/>
+        </w:rPr>
+        <w:t>&gt;,&lt;</w:t>
+      </w:r>
+      <w:proofErr w:type="gramEnd"/>
+      <w:r>
+        <w:rPr>
+          <w:b/>
+          <w:bCs/>
+        </w:rPr>
+        <w:t>X1</w:t>
+      </w:r>
+      <w:proofErr w:type="gramStart"/>
+      <w:r>
+        <w:rPr>
+          <w:b/>
+          <w:bCs/>
+        </w:rPr>
+        <w:t>&gt;,&lt;</w:t>
+      </w:r>
+      <w:proofErr w:type="gramEnd"/>
+      <w:r>
+        <w:rPr>
+          <w:b/>
+          <w:bCs/>
+        </w:rPr>
+        <w:t>Y1</w:t>
+      </w:r>
+      <w:proofErr w:type="gramStart"/>
+      <w:r>
+        <w:rPr>
+          <w:b/>
+          <w:bCs/>
+        </w:rPr>
+        <w:t>&gt;,&lt;</w:t>
+      </w:r>
+      <w:proofErr w:type="gramEnd"/>
+      <w:r>
+        <w:rPr>
+          <w:b/>
+          <w:bCs/>
+        </w:rPr>
+        <w:t>C&gt;</w:t>
       </w:r>
     </w:p>
     <w:p>
@@ -7842,19 +8737,65 @@
         <w:ind w:left="0" w:right="13"/>
       </w:pPr>
       <w:r>
-        <w:t>Lists the entire program held in memory</w:t>
-      </w:r>
-      <w:r>
-        <w:t xml:space="preserve"> to the list device</w:t>
-      </w:r>
-      <w:r>
-        <w:t xml:space="preserve">. </w:t>
-      </w:r>
-      <w:r>
-        <w:t>See LIST for more information on parameters.</w:t>
-      </w:r>
-      <w:r>
-        <w:t xml:space="preserve"> </w:t>
+        <w:t xml:space="preserve">Plot a line on the graphics screen from </w:t>
+      </w:r>
+      <w:proofErr w:type="gramStart"/>
+      <w:r>
+        <w:t>X,Y</w:t>
+      </w:r>
+      <w:proofErr w:type="gramEnd"/>
+      <w:r>
+        <w:t xml:space="preserve"> to X</w:t>
+      </w:r>
+      <w:proofErr w:type="gramStart"/>
+      <w:r>
+        <w:t>1,Y</w:t>
+      </w:r>
+      <w:proofErr w:type="gramEnd"/>
+      <w:r>
+        <w:t>1 in Color C</w:t>
+      </w:r>
+    </w:p>
+    <w:p>
+      <w:pPr>
+        <w:spacing w:after="269"/>
+        <w:ind w:left="0" w:right="13"/>
+        <w:rPr>
+          <w:b/>
+          <w:bCs/>
+        </w:rPr>
+      </w:pPr>
+      <w:r>
+        <w:rPr>
+          <w:b/>
+          <w:bCs/>
+        </w:rPr>
+        <w:t>LLIST [n</w:t>
+      </w:r>
+      <w:proofErr w:type="gramStart"/>
+      <w:r>
+        <w:rPr>
+          <w:b/>
+          <w:bCs/>
+        </w:rPr>
+        <w:t>1][</w:t>
+      </w:r>
+      <w:proofErr w:type="gramEnd"/>
+      <w:r>
+        <w:rPr>
+          <w:b/>
+          <w:bCs/>
+        </w:rPr>
+        <w:t xml:space="preserve">-n2]  </w:t>
+      </w:r>
+    </w:p>
+    <w:p>
+      <w:pPr>
+        <w:spacing w:after="271"/>
+        <w:ind w:left="0" w:right="13"/>
+      </w:pPr>
+      <w:r>
+        <w:t xml:space="preserve">Lists the entire program held in memory to the list device. See LIST for more information on parameters. </w:t>
       </w:r>
     </w:p>
     <w:p>
@@ -7923,6 +8864,7 @@
         <w:ind w:left="0" w:right="13"/>
       </w:pPr>
       <w:r>
+        <w:lastRenderedPageBreak/>
         <w:t xml:space="preserve">Load a program named </w:t>
       </w:r>
       <w:proofErr w:type="gramStart"/>
@@ -7950,25 +8892,7 @@
         <w:rPr>
           <w:b/>
         </w:rPr>
-        <w:t>LO</w:t>
-      </w:r>
-      <w:r>
-        <w:rPr>
-          <w:b/>
-        </w:rPr>
-        <w:t>C</w:t>
-      </w:r>
-      <w:r>
-        <w:rPr>
-          <w:b/>
-        </w:rPr>
-        <w:t>A</w:t>
-      </w:r>
-      <w:r>
-        <w:rPr>
-          <w:b/>
-        </w:rPr>
-        <w:t>TE</w:t>
+        <w:t>LOCATE</w:t>
       </w:r>
       <w:r>
         <w:t xml:space="preserve">  </w:t>
@@ -8018,11 +8942,7 @@
         <w:ind w:left="0" w:right="13"/>
       </w:pPr>
       <w:r>
-        <w:lastRenderedPageBreak/>
-        <w:t>Lo</w:t>
-      </w:r>
-      <w:r>
-        <w:t xml:space="preserve">cate the cursor at </w:t>
+        <w:t xml:space="preserve">Locate the cursor at </w:t>
       </w:r>
       <w:proofErr w:type="spellStart"/>
       <w:proofErr w:type="gramStart"/>
@@ -8035,10 +8955,7 @@
       </w:r>
       <w:proofErr w:type="gramEnd"/>
       <w:r>
-        <w:t xml:space="preserve">  </w:t>
-      </w:r>
-      <w:r>
-        <w:t>For memory mapped video devices only.</w:t>
+        <w:t xml:space="preserve">  For memory mapped video devices only.</w:t>
       </w:r>
     </w:p>
     <w:p>
@@ -8380,6 +9297,7 @@
         <w:ind w:left="0" w:right="13"/>
       </w:pPr>
       <w:r>
+        <w:lastRenderedPageBreak/>
         <w:t xml:space="preserve">The integer value of expression is calculated and then the nth number after the GOTO or GOSUB is taken (where n is the result of expression). Note that valid results for expression range only from zero to 255. Any result outside this range will cause a Function call error.    </w:t>
       </w:r>
     </w:p>
@@ -8389,7 +9307,6 @@
         <w:ind w:left="0"/>
       </w:pPr>
       <w:r>
-        <w:lastRenderedPageBreak/>
         <w:t>O</w:t>
       </w:r>
       <w:r>
@@ -8922,6 +9839,7 @@
         <w:ind w:left="0"/>
       </w:pPr>
       <w:r>
+        <w:lastRenderedPageBreak/>
         <w:t>RETURN</w:t>
       </w:r>
       <w:r>
@@ -8956,7 +9874,6 @@
         <w:ind w:left="0"/>
       </w:pPr>
       <w:r>
-        <w:lastRenderedPageBreak/>
         <w:t>RUN [n]</w:t>
       </w:r>
       <w:r>
@@ -9620,6 +10537,7 @@
         <w:ind w:left="0" w:right="13"/>
       </w:pPr>
       <w:r>
+        <w:lastRenderedPageBreak/>
         <w:t xml:space="preserve">Prints &lt;expression&gt; spaces. This command is only valid in a PRINT statement.   </w:t>
       </w:r>
     </w:p>
@@ -9632,19 +10550,7 @@
         <w:rPr>
           <w:b/>
         </w:rPr>
-        <w:t>SP</w:t>
-      </w:r>
-      <w:r>
-        <w:rPr>
-          <w:b/>
-        </w:rPr>
-        <w:t xml:space="preserve">OKE </w:t>
-      </w:r>
-      <w:r>
-        <w:rPr>
-          <w:b/>
-        </w:rPr>
-        <w:t>&lt;</w:t>
+        <w:t>SPOKE &lt;</w:t>
       </w:r>
       <w:proofErr w:type="spellStart"/>
       <w:proofErr w:type="gramStart"/>
@@ -9680,10 +10586,7 @@
       </w:r>
       <w:proofErr w:type="spellEnd"/>
       <w:r>
-        <w:t xml:space="preserve"> in screen memory</w:t>
-      </w:r>
-      <w:r>
-        <w:t xml:space="preserve">.    </w:t>
+        <w:t xml:space="preserve"> in screen memory.    </w:t>
       </w:r>
     </w:p>
     <w:p>
@@ -9695,7 +10598,6 @@
         <w:rPr>
           <w:b/>
         </w:rPr>
-        <w:lastRenderedPageBreak/>
         <w:t>STEP</w:t>
       </w:r>
       <w:r>
@@ -10051,6 +10953,7 @@
         <w:ind w:left="0"/>
       </w:pPr>
       <w:r>
+        <w:lastRenderedPageBreak/>
         <w:t>WIDTH {b1</w:t>
       </w:r>
       <w:proofErr w:type="gramStart"/>
@@ -10100,7 +11003,6 @@
       </w:pPr>
       <w:bookmarkStart w:id="7" w:name="_Toc223280325"/>
       <w:r>
-        <w:lastRenderedPageBreak/>
         <w:t>BASIC Operators</w:t>
       </w:r>
       <w:bookmarkEnd w:id="7"/>
@@ -10503,6 +11405,7 @@
         <w:ind w:left="0" w:right="13"/>
       </w:pPr>
       <w:r>
+        <w:lastRenderedPageBreak/>
         <w:t xml:space="preserve">Returns the ASCII value of the first character of &lt;expression$&gt;.    </w:t>
       </w:r>
     </w:p>
@@ -10540,7 +11443,6 @@
         <w:ind w:left="0"/>
       </w:pPr>
       <w:r>
-        <w:lastRenderedPageBreak/>
         <w:t>BIN$(&lt;expression&gt;</w:t>
       </w:r>
       <w:proofErr w:type="gramStart"/>
@@ -10797,6 +11699,7 @@
         <w:rPr>
           <w:b/>
         </w:rPr>
+        <w:lastRenderedPageBreak/>
         <w:t>LCASE$(&lt;expression$&gt;)</w:t>
       </w:r>
       <w:r>
@@ -10854,7 +11757,6 @@
         <w:ind w:left="0" w:right="13"/>
       </w:pPr>
       <w:r>
-        <w:lastRenderedPageBreak/>
         <w:t xml:space="preserve">Returns the leftmost b characters of &lt;expression$&gt;.    </w:t>
       </w:r>
     </w:p>
@@ -11189,6 +12091,7 @@
         <w:ind w:left="0" w:right="13"/>
       </w:pPr>
       <w:r>
+        <w:lastRenderedPageBreak/>
         <w:t xml:space="preserve">Returns the </w:t>
       </w:r>
       <w:proofErr w:type="spellStart"/>
@@ -11252,7 +12155,6 @@
         <w:ind w:left="0"/>
       </w:pPr>
       <w:r>
-        <w:lastRenderedPageBreak/>
         <w:t>RND(&lt;expression&gt;)</w:t>
       </w:r>
       <w:r>
@@ -11406,13 +12308,7 @@
         <w:rPr>
           <w:b/>
         </w:rPr>
-        <w:t>S</w:t>
-      </w:r>
-      <w:r>
-        <w:rPr>
-          <w:b/>
-        </w:rPr>
-        <w:t>PEEK(&lt;</w:t>
+        <w:t>SPEEK(&lt;</w:t>
       </w:r>
       <w:proofErr w:type="spellStart"/>
       <w:r>
@@ -11446,13 +12342,7 @@
       </w:r>
       <w:proofErr w:type="spellEnd"/>
       <w:r>
-        <w:t>&gt;</w:t>
-      </w:r>
-      <w:r>
-        <w:t xml:space="preserve"> from screen memory</w:t>
-      </w:r>
-      <w:r>
-        <w:t xml:space="preserve">.     </w:t>
+        <w:t xml:space="preserve">&gt; from screen memory.     </w:t>
       </w:r>
     </w:p>
     <w:p>
@@ -11572,6 +12462,7 @@
         <w:ind w:left="0" w:right="13"/>
       </w:pPr>
       <w:r>
+        <w:lastRenderedPageBreak/>
         <w:t xml:space="preserve">Returns single character string of character &lt;b&gt;.    </w:t>
       </w:r>
     </w:p>
@@ -11581,7 +12472,6 @@
         <w:ind w:left="0"/>
       </w:pPr>
       <w:r>
-        <w:lastRenderedPageBreak/>
         <w:t>USR(&lt;expression&gt;)</w:t>
       </w:r>
       <w:r>
@@ -11912,10 +12802,7 @@
         <w:ind w:left="0"/>
       </w:pPr>
       <w:r>
-        <w:t>Drive Missing</w:t>
-      </w:r>
-      <w:r>
-        <w:t xml:space="preserve"> Error</w:t>
+        <w:t>Drive Missing Error</w:t>
       </w:r>
       <w:r>
         <w:rPr>
@@ -11931,13 +12818,7 @@
         <w:ind w:left="0" w:right="13"/>
       </w:pPr>
       <w:r>
-        <w:t>A</w:t>
-      </w:r>
-      <w:r>
-        <w:t xml:space="preserve"> drive designation was required </w:t>
-      </w:r>
-      <w:r>
-        <w:t xml:space="preserve">during </w:t>
+        <w:t xml:space="preserve">A drive designation was required during </w:t>
       </w:r>
       <w:proofErr w:type="gramStart"/>
       <w:r>
@@ -12012,13 +12893,7 @@
         <w:ind w:left="0"/>
       </w:pPr>
       <w:r>
-        <w:t>I</w:t>
-      </w:r>
-      <w:r>
-        <w:t>/O</w:t>
-      </w:r>
-      <w:r>
-        <w:t xml:space="preserve"> Error</w:t>
+        <w:t>I/O Error</w:t>
       </w:r>
       <w:r>
         <w:rPr>
@@ -12034,13 +12909,7 @@
         <w:ind w:left="0" w:right="13"/>
       </w:pPr>
       <w:r>
-        <w:t xml:space="preserve">An </w:t>
-      </w:r>
-      <w:r>
-        <w:t>error was generated during a file I/O operation</w:t>
-      </w:r>
-      <w:r>
-        <w:t xml:space="preserve">.  </w:t>
+        <w:t xml:space="preserve">An error was generated during a file I/O operation.  </w:t>
       </w:r>
     </w:p>
     <w:p>
@@ -12732,38 +13601,14 @@
         <w:rPr>
           <w:rFonts w:ascii="Cascadia Code" w:hAnsi="Cascadia Code"/>
         </w:rPr>
-        <w:t>FILE</w:t>
-      </w:r>
+        <w:t>FILEREAD G</w:t>
+      </w:r>
+      <w:proofErr w:type="gramStart"/>
       <w:r>
         <w:rPr>
           <w:rFonts w:ascii="Cascadia Code" w:hAnsi="Cascadia Code"/>
         </w:rPr>
-        <w:t>READ</w:t>
-      </w:r>
-      <w:r>
-        <w:rPr>
-          <w:rFonts w:ascii="Cascadia Code" w:hAnsi="Cascadia Code"/>
-        </w:rPr>
-        <w:t xml:space="preserve"> </w:t>
-      </w:r>
-      <w:r>
-        <w:rPr>
-          <w:rFonts w:ascii="Cascadia Code" w:hAnsi="Cascadia Code"/>
-        </w:rPr>
-        <w:t>G</w:t>
-      </w:r>
-      <w:proofErr w:type="gramStart"/>
-      <w:r>
-        <w:rPr>
-          <w:rFonts w:ascii="Cascadia Code" w:hAnsi="Cascadia Code"/>
-        </w:rPr>
-        <w:t>$,</w:t>
-      </w:r>
-      <w:r>
-        <w:rPr>
-          <w:rFonts w:ascii="Cascadia Code" w:hAnsi="Cascadia Code"/>
-        </w:rPr>
-        <w:t>I</w:t>
+        <w:t>$,I</w:t>
       </w:r>
       <w:proofErr w:type="gramEnd"/>
       <w:r>
@@ -36137,12 +36982,16 @@
       </w:pPr>
       <w:bookmarkStart w:id="15" w:name="_Toc223280333"/>
       <w:r>
-        <w:lastRenderedPageBreak/>
         <w:t>Screen Font</w:t>
       </w:r>
       <w:bookmarkEnd w:id="15"/>
     </w:p>
     <w:p>
+      <w:pPr>
+        <w:rPr>
+          <w:noProof/>
+        </w:rPr>
+      </w:pPr>
       <w:r>
         <w:t xml:space="preserve">The following is the screen font for the </w:t>
       </w:r>
@@ -36153,14 +37002,16 @@
         <w:t xml:space="preserve">.   </w:t>
       </w:r>
       <w:bookmarkStart w:id="16" w:name="_Toc81753414"/>
+    </w:p>
+    <w:p>
       <w:r>
         <w:rPr>
           <w:noProof/>
         </w:rPr>
         <w:drawing>
-          <wp:inline distT="0" distB="0" distL="0" distR="0" wp14:anchorId="7C72AFA1" wp14:editId="37ECE2E1">
-            <wp:extent cx="5382376" cy="6535062"/>
-            <wp:effectExtent l="0" t="0" r="8890" b="0"/>
+          <wp:inline distT="0" distB="0" distL="0" distR="0" wp14:anchorId="7C72AFA1" wp14:editId="1CB64B52">
+            <wp:extent cx="5382148" cy="5925185"/>
+            <wp:effectExtent l="0" t="0" r="9525" b="0"/>
             <wp:docPr id="11" name="Picture 11" descr="Qr code&#10;&#10;Description automatically generated"/>
             <wp:cNvGraphicFramePr>
               <a:graphicFrameLocks xmlns:a="http://schemas.openxmlformats.org/drawingml/2006/main" noChangeAspect="1"/>
@@ -36172,7 +37023,7 @@
                     <pic:cNvPr id="11" name="Picture 11" descr="Qr code&#10;&#10;Description automatically generated"/>
                     <pic:cNvPicPr/>
                   </pic:nvPicPr>
-                  <pic:blipFill>
+                  <pic:blipFill rotWithShape="1">
                     <a:blip r:embed="rId7">
                       <a:extLst>
                         <a:ext uri="{28A0092B-C50C-407E-A947-70E740481C1C}">
@@ -36180,18 +37031,27 @@
                         </a:ext>
                       </a:extLst>
                     </a:blip>
+                    <a:srcRect t="9328"/>
                     <a:stretch>
                       <a:fillRect/>
                     </a:stretch>
                   </pic:blipFill>
-                  <pic:spPr>
+                  <pic:spPr bwMode="auto">
                     <a:xfrm>
                       <a:off x="0" y="0"/>
-                      <a:ext cx="5382376" cy="6535062"/>
+                      <a:ext cx="5382376" cy="5925436"/>
                     </a:xfrm>
                     <a:prstGeom prst="rect">
                       <a:avLst/>
                     </a:prstGeom>
+                    <a:ln>
+                      <a:noFill/>
+                    </a:ln>
+                    <a:extLst>
+                      <a:ext uri="{53640926-AAD7-44D8-BBD7-CCE9431645EC}">
+                        <a14:shadowObscured xmlns:a14="http://schemas.microsoft.com/office/drawing/2010/main"/>
+                      </a:ext>
+                    </a:extLst>
                   </pic:spPr>
                 </pic:pic>
               </a:graphicData>
@@ -36200,15 +37060,6 @@
         </w:drawing>
       </w:r>
       <w:bookmarkEnd w:id="16"/>
-    </w:p>
-    <w:p>
-      <w:pPr>
-        <w:spacing w:after="0" w:line="246" w:lineRule="auto"/>
-        <w:ind w:left="5" w:right="6120" w:firstLine="0"/>
-      </w:pPr>
-      <w:r>
-        <w:br/>
-      </w:r>
     </w:p>
     <w:sectPr>
       <w:footerReference w:type="even" r:id="rId8"/>
@@ -37974,7 +38825,7 @@
   <w:style w:type="paragraph" w:default="1" w:styleId="Normal">
     <w:name w:val="Normal"/>
     <w:qFormat/>
-    <w:rsid w:val="004744D7"/>
+    <w:rsid w:val="005332C8"/>
     <w:pPr>
       <w:spacing w:after="14" w:line="248" w:lineRule="auto"/>
       <w:ind w:left="10" w:hanging="10"/>
